--- a/syllabus/syllabus.docx
+++ b/syllabus/syllabus.docx
@@ -2457,20 +2457,27 @@
           <w:rStyle w:val="PageNumber"/>
           <w:color w:val="262626" w:themeColor="text1" w:themeTint="D9"/>
         </w:rPr>
-        <w:t>. A good rule of thumb is that</w:t>
+        <w:t>. A rule of thumb is that</w:t>
       </w:r>
       <w:r>
         <w:rPr>
           <w:rStyle w:val="PageNumber"/>
           <w:color w:val="262626" w:themeColor="text1" w:themeTint="D9"/>
         </w:rPr>
-        <w:t>, though you may speak freely</w:t>
+        <w:t xml:space="preserve"> </w:t>
       </w:r>
       <w:r>
         <w:rPr>
           <w:rStyle w:val="PageNumber"/>
           <w:color w:val="262626" w:themeColor="text1" w:themeTint="D9"/>
         </w:rPr>
+        <w:t>you may speak freely</w:t>
+      </w:r>
+      <w:r>
+        <w:rPr>
+          <w:rStyle w:val="PageNumber"/>
+          <w:color w:val="262626" w:themeColor="text1" w:themeTint="D9"/>
+        </w:rPr>
         <w:t xml:space="preserve"> with your peers or instructors</w:t>
       </w:r>
       <w:r>
@@ -2478,28 +2485,49 @@
           <w:rStyle w:val="PageNumber"/>
           <w:color w:val="262626" w:themeColor="text1" w:themeTint="D9"/>
         </w:rPr>
-        <w:t xml:space="preserve">, </w:t>
+        <w:t xml:space="preserve"> but</w:t>
       </w:r>
       <w:r>
         <w:rPr>
           <w:rStyle w:val="PageNumber"/>
           <w:color w:val="262626" w:themeColor="text1" w:themeTint="D9"/>
         </w:rPr>
-        <w:t xml:space="preserve">you should not </w:t>
+        <w:t xml:space="preserve"> </w:t>
       </w:r>
       <w:r>
         <w:rPr>
           <w:rStyle w:val="PageNumber"/>
           <w:color w:val="262626" w:themeColor="text1" w:themeTint="D9"/>
         </w:rPr>
-        <w:t xml:space="preserve">write down </w:t>
+        <w:t>shouldn’t</w:t>
       </w:r>
       <w:r>
         <w:rPr>
           <w:rStyle w:val="PageNumber"/>
           <w:color w:val="262626" w:themeColor="text1" w:themeTint="D9"/>
         </w:rPr>
-        <w:t>any code / text verbatim from discussio</w:t>
+        <w:t xml:space="preserve"> </w:t>
+      </w:r>
+      <w:r>
+        <w:rPr>
+          <w:rStyle w:val="PageNumber"/>
+          <w:color w:val="262626" w:themeColor="text1" w:themeTint="D9"/>
+        </w:rPr>
+        <w:t xml:space="preserve">write </w:t>
+      </w:r>
+      <w:r>
+        <w:rPr>
+          <w:rStyle w:val="PageNumber"/>
+          <w:color w:val="262626" w:themeColor="text1" w:themeTint="D9"/>
+        </w:rPr>
+        <w:t>anything</w:t>
+      </w:r>
+      <w:r>
+        <w:rPr>
+          <w:rStyle w:val="PageNumber"/>
+          <w:color w:val="262626" w:themeColor="text1" w:themeTint="D9"/>
+        </w:rPr>
+        <w:t xml:space="preserve"> verbatim from discussio</w:t>
       </w:r>
       <w:r>
         <w:rPr>
@@ -3129,33 +3157,123 @@
           <w:numId w:val="10"/>
         </w:numPr>
         <w:rPr>
+          <w:rStyle w:val="PageNumber"/>
           <w:rFonts w:cs="Arial"/>
           <w:color w:val="262626" w:themeColor="text1" w:themeTint="D9"/>
         </w:rPr>
       </w:pPr>
       <w:r>
         <w:rPr>
+          <w:rStyle w:val="PageNumber"/>
           <w:rFonts w:cs="Arial"/>
-          <w:b/>
-          <w:bCs/>
+          <w:color w:val="262626" w:themeColor="text1" w:themeTint="D9"/>
+        </w:rPr>
+        <w:t xml:space="preserve">Each student will rate their project team members. If a student has </w:t>
+      </w:r>
+      <w:r>
+        <w:rPr>
+          <w:rStyle w:val="PageNumber"/>
+          <w:rFonts w:cs="Arial"/>
+          <w:color w:val="262626" w:themeColor="text1" w:themeTint="D9"/>
+        </w:rPr>
+        <w:t>two or more</w:t>
+      </w:r>
+      <w:r>
+        <w:rPr>
+          <w:rStyle w:val="PageNumber"/>
+          <w:rFonts w:cs="Arial"/>
+          <w:color w:val="262626" w:themeColor="text1" w:themeTint="D9"/>
+        </w:rPr>
+        <w:t xml:space="preserve"> peer-rating</w:t>
+      </w:r>
+      <w:r>
+        <w:rPr>
+          <w:rStyle w:val="PageNumber"/>
+          <w:rFonts w:cs="Arial"/>
+          <w:color w:val="262626" w:themeColor="text1" w:themeTint="D9"/>
+        </w:rPr>
+        <w:t>s</w:t>
+      </w:r>
+      <w:r>
+        <w:rPr>
+          <w:rStyle w:val="PageNumber"/>
+          <w:rFonts w:cs="Arial"/>
+          <w:color w:val="262626" w:themeColor="text1" w:themeTint="D9"/>
+        </w:rPr>
+        <w:t xml:space="preserve"> below 75%, they will be penalized </w:t>
+      </w:r>
+      <w:r>
+        <w:rPr>
+          <w:rStyle w:val="PageNumber"/>
+          <w:rFonts w:cs="Arial"/>
+          <w:color w:val="262626" w:themeColor="text1" w:themeTint="D9"/>
+        </w:rPr>
+        <w:t>25</w:t>
+      </w:r>
+      <w:r>
+        <w:rPr>
+          <w:rStyle w:val="PageNumber"/>
+          <w:rFonts w:cs="Arial"/>
+          <w:color w:val="262626" w:themeColor="text1" w:themeTint="D9"/>
+        </w:rPr>
+        <w:t xml:space="preserve">%. If below 50%, the penalty is increased to </w:t>
+      </w:r>
+      <w:r>
+        <w:rPr>
+          <w:rStyle w:val="PageNumber"/>
+          <w:rFonts w:cs="Arial"/>
+          <w:color w:val="262626" w:themeColor="text1" w:themeTint="D9"/>
+        </w:rPr>
+        <w:t>50</w:t>
+      </w:r>
+      <w:r>
+        <w:rPr>
+          <w:rStyle w:val="PageNumber"/>
+          <w:rFonts w:cs="Arial"/>
+          <w:color w:val="262626" w:themeColor="text1" w:themeTint="D9"/>
+        </w:rPr>
+        <w:t>%.</w:t>
+      </w:r>
+    </w:p>
+    <w:p>
+      <w:pPr>
+        <w:pStyle w:val="NoSpacing"/>
+        <w:ind w:left="720"/>
+        <w:rPr>
+          <w:rFonts w:cs="Arial"/>
+          <w:color w:val="262626" w:themeColor="text1" w:themeTint="D9"/>
+        </w:rPr>
+      </w:pPr>
+    </w:p>
+    <w:p>
+      <w:pPr>
+        <w:rPr>
+          <w:rFonts w:ascii="Arial" w:hAnsi="Arial" w:cs="Arial"/>
+          <w:color w:val="262626" w:themeColor="text1" w:themeTint="D9"/>
+          <w:sz w:val="22"/>
+          <w:szCs w:val="22"/>
+          <w:u w:color="000000"/>
+        </w:rPr>
+      </w:pPr>
+      <w:r>
+        <w:rPr>
+          <w:rFonts w:cs="Arial"/>
           <w:noProof/>
           <w:color w:val="262626" w:themeColor="text1" w:themeTint="D9"/>
-          <w:u w:color="C00000"/>
-        </w:rPr>
-        <w:lastRenderedPageBreak/>
+        </w:rPr>
         <w:drawing>
-          <wp:anchor distT="0" distB="0" distL="114300" distR="114300" simplePos="0" relativeHeight="251662336" behindDoc="0" locked="0" layoutInCell="1" allowOverlap="1" wp14:anchorId="4F2BB08B" wp14:editId="4814C763">
+          <wp:anchor distT="0" distB="0" distL="114300" distR="114300" simplePos="0" relativeHeight="251662336" behindDoc="0" locked="0" layoutInCell="1" allowOverlap="1" wp14:anchorId="3DD5EAF9" wp14:editId="3E9C7DB6">
             <wp:simplePos x="0" y="0"/>
             <wp:positionH relativeFrom="margin">
-              <wp:posOffset>-38100</wp:posOffset>
+              <wp:posOffset>-1510665</wp:posOffset>
             </wp:positionH>
             <wp:positionV relativeFrom="margin">
-              <wp:posOffset>447675</wp:posOffset>
+              <wp:posOffset>3815715</wp:posOffset>
             </wp:positionV>
-            <wp:extent cx="6858000" cy="944245"/>
+            <wp:extent cx="8735060" cy="1247775"/>
             <wp:effectExtent l="0" t="0" r="0" b="0"/>
             <wp:wrapSquare wrapText="bothSides"/>
-            <wp:docPr id="1" name="Picture 1" descr="Graphical user interface&#10;&#10;Description automatically generated"/>
+            <wp:docPr id="4" name="Picture 4" descr="Graphical user interface, application&#10;&#10;Description automatically generated"/>
             <wp:cNvGraphicFramePr>
               <a:graphicFrameLocks xmlns:a="http://schemas.openxmlformats.org/drawingml/2006/main" noChangeAspect="1"/>
             </wp:cNvGraphicFramePr>
@@ -3163,7 +3281,7 @@
               <a:graphicData uri="http://schemas.openxmlformats.org/drawingml/2006/picture">
                 <pic:pic xmlns:pic="http://schemas.openxmlformats.org/drawingml/2006/picture">
                   <pic:nvPicPr>
-                    <pic:cNvPr id="1" name="Picture 1" descr="Graphical user interface&#10;&#10;Description automatically generated"/>
+                    <pic:cNvPr id="4" name="Picture 4" descr="Graphical user interface, application&#10;&#10;Description automatically generated"/>
                     <pic:cNvPicPr/>
                   </pic:nvPicPr>
                   <pic:blipFill>
@@ -3179,9 +3297,9 @@
                     </a:stretch>
                   </pic:blipFill>
                   <pic:spPr>
-                    <a:xfrm>
+                    <a:xfrm rot="16200000">
                       <a:off x="0" y="0"/>
-                      <a:ext cx="6858000" cy="944245"/>
+                      <a:ext cx="8735060" cy="1247775"/>
                     </a:xfrm>
                     <a:prstGeom prst="rect">
                       <a:avLst/>
@@ -3195,80 +3313,35 @@
       </w:r>
       <w:r>
         <w:rPr>
-          <w:rStyle w:val="PageNumber"/>
           <w:rFonts w:cs="Arial"/>
           <w:color w:val="262626" w:themeColor="text1" w:themeTint="D9"/>
         </w:rPr>
-        <w:t xml:space="preserve">Each student will rate their project team members. If a student has </w:t>
-      </w:r>
-      <w:r>
-        <w:rPr>
-          <w:rStyle w:val="PageNumber"/>
+        <w:br w:type="page"/>
+      </w:r>
+    </w:p>
+    <w:p>
+      <w:pPr>
+        <w:pStyle w:val="NoSpacing"/>
+        <w:ind w:left="720"/>
+        <w:rPr>
           <w:rFonts w:cs="Arial"/>
           <w:color w:val="262626" w:themeColor="text1" w:themeTint="D9"/>
         </w:rPr>
-        <w:t>two or more</w:t>
-      </w:r>
-      <w:r>
-        <w:rPr>
-          <w:rStyle w:val="PageNumber"/>
+      </w:pPr>
+    </w:p>
+    <w:p>
+      <w:pPr>
+        <w:pStyle w:val="NoSpacing"/>
+        <w:ind w:left="720"/>
+        <w:rPr>
           <w:rFonts w:cs="Arial"/>
           <w:color w:val="262626" w:themeColor="text1" w:themeTint="D9"/>
         </w:rPr>
-        <w:t xml:space="preserve"> peer-rating</w:t>
-      </w:r>
-      <w:r>
-        <w:rPr>
-          <w:rStyle w:val="PageNumber"/>
-          <w:rFonts w:cs="Arial"/>
-          <w:color w:val="262626" w:themeColor="text1" w:themeTint="D9"/>
-        </w:rPr>
-        <w:t>s</w:t>
-      </w:r>
-      <w:r>
-        <w:rPr>
-          <w:rStyle w:val="PageNumber"/>
-          <w:rFonts w:cs="Arial"/>
-          <w:color w:val="262626" w:themeColor="text1" w:themeTint="D9"/>
-        </w:rPr>
-        <w:t xml:space="preserve"> below 75%, they will be penalized </w:t>
-      </w:r>
-      <w:r>
-        <w:rPr>
-          <w:rStyle w:val="PageNumber"/>
-          <w:rFonts w:cs="Arial"/>
-          <w:color w:val="262626" w:themeColor="text1" w:themeTint="D9"/>
-        </w:rPr>
-        <w:t>25</w:t>
-      </w:r>
-      <w:r>
-        <w:rPr>
-          <w:rStyle w:val="PageNumber"/>
-          <w:rFonts w:cs="Arial"/>
-          <w:color w:val="262626" w:themeColor="text1" w:themeTint="D9"/>
-        </w:rPr>
-        <w:t xml:space="preserve">%. If below 50%, the penalty is increased to </w:t>
-      </w:r>
-      <w:r>
-        <w:rPr>
-          <w:rStyle w:val="PageNumber"/>
-          <w:rFonts w:cs="Arial"/>
-          <w:color w:val="262626" w:themeColor="text1" w:themeTint="D9"/>
-        </w:rPr>
-        <w:t>50</w:t>
-      </w:r>
-      <w:r>
-        <w:rPr>
-          <w:rStyle w:val="PageNumber"/>
-          <w:rFonts w:cs="Arial"/>
-          <w:color w:val="262626" w:themeColor="text1" w:themeTint="D9"/>
-        </w:rPr>
-        <w:t>%.</w:t>
-      </w:r>
+      </w:pPr>
     </w:p>
     <w:tbl>
       <w:tblPr>
-        <w:tblW w:w="8990" w:type="dxa"/>
+        <w:tblW w:w="7357" w:type="dxa"/>
         <w:tblInd w:w="468" w:type="dxa"/>
         <w:tblBorders>
           <w:top w:val="single" w:sz="8" w:space="0" w:color="FFFFFF"/>
@@ -3283,9 +3356,9 @@
         <w:tblLook w:val="04A0" w:firstRow="1" w:lastRow="0" w:firstColumn="1" w:lastColumn="0" w:noHBand="0" w:noVBand="1"/>
       </w:tblPr>
       <w:tblGrid>
-        <w:gridCol w:w="1345"/>
-        <w:gridCol w:w="2520"/>
-        <w:gridCol w:w="5125"/>
+        <w:gridCol w:w="877"/>
+        <w:gridCol w:w="1980"/>
+        <w:gridCol w:w="4500"/>
       </w:tblGrid>
       <w:tr>
         <w:trPr>
@@ -3293,7 +3366,7 @@
         </w:trPr>
         <w:tc>
           <w:tcPr>
-            <w:tcW w:w="1345" w:type="dxa"/>
+            <w:tcW w:w="877" w:type="dxa"/>
             <w:tcBorders>
               <w:top w:val="single" w:sz="4" w:space="0" w:color="000000"/>
               <w:left w:val="single" w:sz="4" w:space="0" w:color="000000"/>
@@ -3334,7 +3407,7 @@
         </w:tc>
         <w:tc>
           <w:tcPr>
-            <w:tcW w:w="2520" w:type="dxa"/>
+            <w:tcW w:w="1980" w:type="dxa"/>
             <w:tcBorders>
               <w:top w:val="single" w:sz="4" w:space="0" w:color="000000"/>
               <w:left w:val="single" w:sz="4" w:space="0" w:color="000000"/>
@@ -3375,7 +3448,7 @@
         </w:tc>
         <w:tc>
           <w:tcPr>
-            <w:tcW w:w="5125" w:type="dxa"/>
+            <w:tcW w:w="4500" w:type="dxa"/>
             <w:tcBorders>
               <w:top w:val="single" w:sz="4" w:space="0" w:color="000000"/>
               <w:left w:val="single" w:sz="4" w:space="0" w:color="000000"/>
@@ -3421,7 +3494,7 @@
         </w:trPr>
         <w:tc>
           <w:tcPr>
-            <w:tcW w:w="1345" w:type="dxa"/>
+            <w:tcW w:w="877" w:type="dxa"/>
             <w:tcBorders>
               <w:top w:val="single" w:sz="4" w:space="0" w:color="000000"/>
               <w:left w:val="single" w:sz="4" w:space="0" w:color="000000"/>
@@ -3462,7 +3535,7 @@
         </w:tc>
         <w:tc>
           <w:tcPr>
-            <w:tcW w:w="2520" w:type="dxa"/>
+            <w:tcW w:w="1980" w:type="dxa"/>
             <w:tcBorders>
               <w:top w:val="single" w:sz="4" w:space="0" w:color="000000"/>
               <w:left w:val="single" w:sz="4" w:space="0" w:color="000000"/>
@@ -3517,7 +3590,7 @@
         </w:tc>
         <w:tc>
           <w:tcPr>
-            <w:tcW w:w="5125" w:type="dxa"/>
+            <w:tcW w:w="4500" w:type="dxa"/>
             <w:tcBorders>
               <w:top w:val="single" w:sz="4" w:space="0" w:color="000000"/>
               <w:left w:val="single" w:sz="4" w:space="0" w:color="000000"/>
@@ -3549,7 +3622,21 @@
                   <w:rStyle w:val="Lien"/>
                   <w:color w:val="262626" w:themeColor="text1" w:themeTint="D9"/>
                 </w:rPr>
-                <w:t>Fundamentals of Data Visualization: Chapters 2</w:t>
+                <w:t>Fundamentals of Data Visualizat</w:t>
+              </w:r>
+              <w:r>
+                <w:rPr>
+                  <w:rStyle w:val="Lien"/>
+                  <w:color w:val="262626" w:themeColor="text1" w:themeTint="D9"/>
+                </w:rPr>
+                <w:t>i</w:t>
+              </w:r>
+              <w:r>
+                <w:rPr>
+                  <w:rStyle w:val="Lien"/>
+                  <w:color w:val="262626" w:themeColor="text1" w:themeTint="D9"/>
+                </w:rPr>
+                <w:t>on: Chapters 2</w:t>
               </w:r>
             </w:hyperlink>
           </w:p>
@@ -3619,7 +3706,7 @@
         </w:trPr>
         <w:tc>
           <w:tcPr>
-            <w:tcW w:w="1345" w:type="dxa"/>
+            <w:tcW w:w="877" w:type="dxa"/>
             <w:tcBorders>
               <w:top w:val="single" w:sz="4" w:space="0" w:color="000000"/>
               <w:left w:val="single" w:sz="4" w:space="0" w:color="000000"/>
@@ -3660,7 +3747,7 @@
         </w:tc>
         <w:tc>
           <w:tcPr>
-            <w:tcW w:w="2520" w:type="dxa"/>
+            <w:tcW w:w="1980" w:type="dxa"/>
             <w:tcBorders>
               <w:top w:val="single" w:sz="4" w:space="0" w:color="000000"/>
               <w:left w:val="single" w:sz="4" w:space="0" w:color="000000"/>
@@ -3701,7 +3788,7 @@
         </w:tc>
         <w:tc>
           <w:tcPr>
-            <w:tcW w:w="5125" w:type="dxa"/>
+            <w:tcW w:w="4500" w:type="dxa"/>
             <w:tcBorders>
               <w:top w:val="single" w:sz="4" w:space="0" w:color="000000"/>
               <w:left w:val="single" w:sz="4" w:space="0" w:color="000000"/>
@@ -3767,7 +3854,7 @@
         </w:trPr>
         <w:tc>
           <w:tcPr>
-            <w:tcW w:w="1345" w:type="dxa"/>
+            <w:tcW w:w="877" w:type="dxa"/>
             <w:tcBorders>
               <w:top w:val="single" w:sz="4" w:space="0" w:color="000000"/>
               <w:left w:val="single" w:sz="4" w:space="0" w:color="000000"/>
@@ -3812,7 +3899,7 @@
         </w:tc>
         <w:tc>
           <w:tcPr>
-            <w:tcW w:w="2520" w:type="dxa"/>
+            <w:tcW w:w="1980" w:type="dxa"/>
             <w:tcBorders>
               <w:top w:val="single" w:sz="4" w:space="0" w:color="000000"/>
               <w:left w:val="single" w:sz="4" w:space="0" w:color="000000"/>
@@ -3853,7 +3940,7 @@
         </w:tc>
         <w:tc>
           <w:tcPr>
-            <w:tcW w:w="5125" w:type="dxa"/>
+            <w:tcW w:w="4500" w:type="dxa"/>
             <w:tcBorders>
               <w:top w:val="single" w:sz="4" w:space="0" w:color="000000"/>
               <w:left w:val="single" w:sz="4" w:space="0" w:color="000000"/>
@@ -3918,7 +4005,7 @@
         </w:trPr>
         <w:tc>
           <w:tcPr>
-            <w:tcW w:w="1345" w:type="dxa"/>
+            <w:tcW w:w="877" w:type="dxa"/>
             <w:tcBorders>
               <w:top w:val="single" w:sz="4" w:space="0" w:color="000000"/>
               <w:left w:val="single" w:sz="4" w:space="0" w:color="000000"/>
@@ -3963,7 +4050,7 @@
         </w:tc>
         <w:tc>
           <w:tcPr>
-            <w:tcW w:w="2520" w:type="dxa"/>
+            <w:tcW w:w="1980" w:type="dxa"/>
             <w:tcBorders>
               <w:top w:val="single" w:sz="4" w:space="0" w:color="000000"/>
               <w:left w:val="single" w:sz="4" w:space="0" w:color="000000"/>
@@ -4004,7 +4091,7 @@
         </w:tc>
         <w:tc>
           <w:tcPr>
-            <w:tcW w:w="5125" w:type="dxa"/>
+            <w:tcW w:w="4500" w:type="dxa"/>
             <w:tcBorders>
               <w:top w:val="single" w:sz="4" w:space="0" w:color="000000"/>
               <w:left w:val="single" w:sz="4" w:space="0" w:color="000000"/>
@@ -4106,7 +4193,7 @@
         </w:trPr>
         <w:tc>
           <w:tcPr>
-            <w:tcW w:w="1345" w:type="dxa"/>
+            <w:tcW w:w="877" w:type="dxa"/>
             <w:tcBorders>
               <w:top w:val="single" w:sz="4" w:space="0" w:color="000000"/>
               <w:left w:val="single" w:sz="4" w:space="0" w:color="000000"/>
@@ -4147,7 +4234,7 @@
         </w:tc>
         <w:tc>
           <w:tcPr>
-            <w:tcW w:w="2520" w:type="dxa"/>
+            <w:tcW w:w="1980" w:type="dxa"/>
             <w:tcBorders>
               <w:top w:val="single" w:sz="4" w:space="0" w:color="000000"/>
               <w:left w:val="single" w:sz="4" w:space="0" w:color="000000"/>
@@ -4188,7 +4275,7 @@
         </w:tc>
         <w:tc>
           <w:tcPr>
-            <w:tcW w:w="5125" w:type="dxa"/>
+            <w:tcW w:w="4500" w:type="dxa"/>
             <w:tcBorders>
               <w:top w:val="single" w:sz="4" w:space="0" w:color="000000"/>
               <w:left w:val="single" w:sz="4" w:space="0" w:color="000000"/>
@@ -4241,7 +4328,21 @@
                   <w:rStyle w:val="Lien"/>
                   <w:color w:val="262626" w:themeColor="text1" w:themeTint="D9"/>
                 </w:rPr>
-                <w:t>Crosstalk tutorial</w:t>
+                <w:t>Crosstalk tutori</w:t>
+              </w:r>
+              <w:r>
+                <w:rPr>
+                  <w:rStyle w:val="Lien"/>
+                  <w:color w:val="262626" w:themeColor="text1" w:themeTint="D9"/>
+                </w:rPr>
+                <w:t>a</w:t>
+              </w:r>
+              <w:r>
+                <w:rPr>
+                  <w:rStyle w:val="Lien"/>
+                  <w:color w:val="262626" w:themeColor="text1" w:themeTint="D9"/>
+                </w:rPr>
+                <w:t>l</w:t>
               </w:r>
             </w:hyperlink>
           </w:p>
@@ -4253,7 +4354,7 @@
         </w:trPr>
         <w:tc>
           <w:tcPr>
-            <w:tcW w:w="1345" w:type="dxa"/>
+            <w:tcW w:w="877" w:type="dxa"/>
             <w:tcBorders>
               <w:top w:val="single" w:sz="4" w:space="0" w:color="000000"/>
               <w:left w:val="single" w:sz="4" w:space="0" w:color="000000"/>
@@ -4298,7 +4399,7 @@
         </w:tc>
         <w:tc>
           <w:tcPr>
-            <w:tcW w:w="2520" w:type="dxa"/>
+            <w:tcW w:w="1980" w:type="dxa"/>
             <w:tcBorders>
               <w:top w:val="single" w:sz="4" w:space="0" w:color="000000"/>
               <w:left w:val="single" w:sz="4" w:space="0" w:color="000000"/>
@@ -4339,7 +4440,7 @@
         </w:tc>
         <w:tc>
           <w:tcPr>
-            <w:tcW w:w="5125" w:type="dxa"/>
+            <w:tcW w:w="4500" w:type="dxa"/>
             <w:tcBorders>
               <w:top w:val="single" w:sz="4" w:space="0" w:color="000000"/>
               <w:left w:val="single" w:sz="4" w:space="0" w:color="000000"/>
@@ -4386,7 +4487,7 @@
         </w:trPr>
         <w:tc>
           <w:tcPr>
-            <w:tcW w:w="1345" w:type="dxa"/>
+            <w:tcW w:w="877" w:type="dxa"/>
             <w:tcBorders>
               <w:top w:val="single" w:sz="4" w:space="0" w:color="000000"/>
               <w:left w:val="single" w:sz="4" w:space="0" w:color="000000"/>
@@ -4431,7 +4532,7 @@
         </w:tc>
         <w:tc>
           <w:tcPr>
-            <w:tcW w:w="2520" w:type="dxa"/>
+            <w:tcW w:w="1980" w:type="dxa"/>
             <w:tcBorders>
               <w:top w:val="single" w:sz="4" w:space="0" w:color="000000"/>
               <w:left w:val="single" w:sz="4" w:space="0" w:color="000000"/>
@@ -4472,7 +4573,7 @@
         </w:tc>
         <w:tc>
           <w:tcPr>
-            <w:tcW w:w="5125" w:type="dxa"/>
+            <w:tcW w:w="4500" w:type="dxa"/>
             <w:tcBorders>
               <w:top w:val="single" w:sz="4" w:space="0" w:color="000000"/>
               <w:left w:val="single" w:sz="4" w:space="0" w:color="000000"/>
@@ -4519,7 +4620,7 @@
         </w:trPr>
         <w:tc>
           <w:tcPr>
-            <w:tcW w:w="1345" w:type="dxa"/>
+            <w:tcW w:w="877" w:type="dxa"/>
             <w:tcBorders>
               <w:top w:val="single" w:sz="4" w:space="0" w:color="000000"/>
               <w:left w:val="single" w:sz="4" w:space="0" w:color="000000"/>
@@ -4560,7 +4661,7 @@
         </w:tc>
         <w:tc>
           <w:tcPr>
-            <w:tcW w:w="2520" w:type="dxa"/>
+            <w:tcW w:w="1980" w:type="dxa"/>
             <w:tcBorders>
               <w:top w:val="single" w:sz="4" w:space="0" w:color="000000"/>
               <w:left w:val="single" w:sz="4" w:space="0" w:color="000000"/>
@@ -4601,7 +4702,7 @@
         </w:tc>
         <w:tc>
           <w:tcPr>
-            <w:tcW w:w="5125" w:type="dxa"/>
+            <w:tcW w:w="4500" w:type="dxa"/>
             <w:tcBorders>
               <w:top w:val="single" w:sz="4" w:space="0" w:color="000000"/>
               <w:left w:val="single" w:sz="4" w:space="0" w:color="000000"/>
@@ -4672,7 +4773,7 @@
         </w:trPr>
         <w:tc>
           <w:tcPr>
-            <w:tcW w:w="1345" w:type="dxa"/>
+            <w:tcW w:w="877" w:type="dxa"/>
             <w:tcBorders>
               <w:top w:val="single" w:sz="4" w:space="0" w:color="000000"/>
               <w:left w:val="single" w:sz="4" w:space="0" w:color="000000"/>
@@ -4713,7 +4814,7 @@
         </w:tc>
         <w:tc>
           <w:tcPr>
-            <w:tcW w:w="2520" w:type="dxa"/>
+            <w:tcW w:w="1980" w:type="dxa"/>
             <w:tcBorders>
               <w:top w:val="single" w:sz="4" w:space="0" w:color="000000"/>
               <w:left w:val="single" w:sz="4" w:space="0" w:color="000000"/>
@@ -4754,7 +4855,7 @@
         </w:tc>
         <w:tc>
           <w:tcPr>
-            <w:tcW w:w="5125" w:type="dxa"/>
+            <w:tcW w:w="4500" w:type="dxa"/>
             <w:tcBorders>
               <w:top w:val="single" w:sz="4" w:space="0" w:color="000000"/>
               <w:left w:val="single" w:sz="4" w:space="0" w:color="000000"/>
@@ -4849,7 +4950,7 @@
         </w:trPr>
         <w:tc>
           <w:tcPr>
-            <w:tcW w:w="1345" w:type="dxa"/>
+            <w:tcW w:w="877" w:type="dxa"/>
             <w:tcBorders>
               <w:top w:val="single" w:sz="4" w:space="0" w:color="000000"/>
               <w:left w:val="single" w:sz="4" w:space="0" w:color="000000"/>
@@ -4884,14 +4985,13 @@
                 <w:sz w:val="22"/>
                 <w:szCs w:val="22"/>
               </w:rPr>
-              <w:lastRenderedPageBreak/>
               <w:t>10</w:t>
             </w:r>
           </w:p>
         </w:tc>
         <w:tc>
           <w:tcPr>
-            <w:tcW w:w="2520" w:type="dxa"/>
+            <w:tcW w:w="1980" w:type="dxa"/>
             <w:tcBorders>
               <w:top w:val="single" w:sz="4" w:space="0" w:color="000000"/>
               <w:left w:val="single" w:sz="4" w:space="0" w:color="000000"/>
@@ -4932,7 +5032,7 @@
         </w:tc>
         <w:tc>
           <w:tcPr>
-            <w:tcW w:w="5125" w:type="dxa"/>
+            <w:tcW w:w="4500" w:type="dxa"/>
             <w:tcBorders>
               <w:top w:val="single" w:sz="4" w:space="0" w:color="000000"/>
               <w:left w:val="single" w:sz="4" w:space="0" w:color="000000"/>
@@ -5049,7 +5149,7 @@
         </w:trPr>
         <w:tc>
           <w:tcPr>
-            <w:tcW w:w="1345" w:type="dxa"/>
+            <w:tcW w:w="877" w:type="dxa"/>
             <w:tcBorders>
               <w:top w:val="single" w:sz="4" w:space="0" w:color="000000"/>
               <w:left w:val="single" w:sz="4" w:space="0" w:color="000000"/>
@@ -5084,13 +5184,14 @@
                 <w:sz w:val="22"/>
                 <w:szCs w:val="22"/>
               </w:rPr>
+              <w:lastRenderedPageBreak/>
               <w:t>11</w:t>
             </w:r>
           </w:p>
         </w:tc>
         <w:tc>
           <w:tcPr>
-            <w:tcW w:w="2520" w:type="dxa"/>
+            <w:tcW w:w="1980" w:type="dxa"/>
             <w:tcBorders>
               <w:top w:val="single" w:sz="4" w:space="0" w:color="000000"/>
               <w:left w:val="single" w:sz="4" w:space="0" w:color="000000"/>
@@ -5131,7 +5232,7 @@
         </w:tc>
         <w:tc>
           <w:tcPr>
-            <w:tcW w:w="5125" w:type="dxa"/>
+            <w:tcW w:w="4500" w:type="dxa"/>
             <w:tcBorders>
               <w:top w:val="single" w:sz="4" w:space="0" w:color="000000"/>
               <w:left w:val="single" w:sz="4" w:space="0" w:color="000000"/>
@@ -5202,7 +5303,7 @@
         </w:trPr>
         <w:tc>
           <w:tcPr>
-            <w:tcW w:w="1345" w:type="dxa"/>
+            <w:tcW w:w="877" w:type="dxa"/>
             <w:tcBorders>
               <w:top w:val="single" w:sz="4" w:space="0" w:color="000000"/>
               <w:left w:val="single" w:sz="4" w:space="0" w:color="000000"/>
@@ -5243,7 +5344,7 @@
         </w:tc>
         <w:tc>
           <w:tcPr>
-            <w:tcW w:w="2520" w:type="dxa"/>
+            <w:tcW w:w="1980" w:type="dxa"/>
             <w:tcBorders>
               <w:top w:val="single" w:sz="4" w:space="0" w:color="000000"/>
               <w:left w:val="single" w:sz="4" w:space="0" w:color="000000"/>
@@ -5284,7 +5385,7 @@
         </w:tc>
         <w:tc>
           <w:tcPr>
-            <w:tcW w:w="5125" w:type="dxa"/>
+            <w:tcW w:w="4500" w:type="dxa"/>
             <w:tcBorders>
               <w:top w:val="single" w:sz="4" w:space="0" w:color="000000"/>
               <w:left w:val="single" w:sz="4" w:space="0" w:color="000000"/>
@@ -5355,7 +5456,7 @@
         </w:trPr>
         <w:tc>
           <w:tcPr>
-            <w:tcW w:w="1345" w:type="dxa"/>
+            <w:tcW w:w="877" w:type="dxa"/>
             <w:tcBorders>
               <w:top w:val="single" w:sz="4" w:space="0" w:color="000000"/>
               <w:left w:val="single" w:sz="4" w:space="0" w:color="000000"/>
@@ -5396,7 +5497,7 @@
         </w:tc>
         <w:tc>
           <w:tcPr>
-            <w:tcW w:w="2520" w:type="dxa"/>
+            <w:tcW w:w="1980" w:type="dxa"/>
             <w:tcBorders>
               <w:top w:val="single" w:sz="4" w:space="0" w:color="000000"/>
               <w:left w:val="single" w:sz="4" w:space="0" w:color="000000"/>
@@ -5437,7 +5538,7 @@
         </w:tc>
         <w:tc>
           <w:tcPr>
-            <w:tcW w:w="5125" w:type="dxa"/>
+            <w:tcW w:w="4500" w:type="dxa"/>
             <w:tcBorders>
               <w:top w:val="single" w:sz="4" w:space="0" w:color="000000"/>
               <w:left w:val="single" w:sz="4" w:space="0" w:color="000000"/>
@@ -5547,7 +5648,7 @@
         </w:trPr>
         <w:tc>
           <w:tcPr>
-            <w:tcW w:w="1345" w:type="dxa"/>
+            <w:tcW w:w="877" w:type="dxa"/>
             <w:tcBorders>
               <w:top w:val="single" w:sz="4" w:space="0" w:color="000000"/>
               <w:left w:val="single" w:sz="4" w:space="0" w:color="000000"/>
@@ -5588,7 +5689,7 @@
         </w:tc>
         <w:tc>
           <w:tcPr>
-            <w:tcW w:w="2520" w:type="dxa"/>
+            <w:tcW w:w="1980" w:type="dxa"/>
             <w:tcBorders>
               <w:top w:val="single" w:sz="4" w:space="0" w:color="000000"/>
               <w:left w:val="single" w:sz="4" w:space="0" w:color="000000"/>
@@ -5629,7 +5730,7 @@
         </w:tc>
         <w:tc>
           <w:tcPr>
-            <w:tcW w:w="5125" w:type="dxa"/>
+            <w:tcW w:w="4500" w:type="dxa"/>
             <w:tcBorders>
               <w:top w:val="single" w:sz="4" w:space="0" w:color="000000"/>
               <w:left w:val="single" w:sz="4" w:space="0" w:color="000000"/>
@@ -6063,7 +6164,6 @@
           <w:sz w:val="22"/>
           <w:szCs w:val="22"/>
         </w:rPr>
-        <w:lastRenderedPageBreak/>
         <w:t>Course Evaluations</w:t>
       </w:r>
     </w:p>
@@ -6144,7 +6244,18 @@
           <w:sz w:val="22"/>
           <w:szCs w:val="22"/>
         </w:rPr>
-        <w:t>. For this course, you will receive an official email two weeks prior to the end of the semester, notifying you that your course evaluation is available. In the email you will receive a link to log into the course evaluation with your NetID. Evaluations are anonymous. Your participation is an integral component of this course, and your feedback is important to me. I strongly encourage you to participate in the course evaluation.</w:t>
+        <w:t xml:space="preserve">. For this course, you will receive an official email two weeks prior to the end of the semester, notifying you that your course evaluation is available. In the email you will receive a link to log into the course evaluation with your NetID. Evaluations are </w:t>
+      </w:r>
+      <w:r>
+        <w:rPr>
+          <w:rStyle w:val="Aucun"/>
+          <w:rFonts w:ascii="Arial" w:hAnsi="Arial" w:cs="Arial"/>
+          <w:color w:val="262626" w:themeColor="text1" w:themeTint="D9"/>
+          <w:sz w:val="22"/>
+          <w:szCs w:val="22"/>
+        </w:rPr>
+        <w:lastRenderedPageBreak/>
+        <w:t>anonymous. Your participation is an integral component of this course, and your feedback is important to me. I strongly encourage you to participate in the course evaluation.</w:t>
       </w:r>
     </w:p>
     <w:p>
@@ -11301,7 +11412,7 @@
   <w:num w:numId="5">
     <w:abstractNumId w:val="16"/>
     <w:lvlOverride w:ilvl="0">
-      <w:lvl w:ilvl="0" w:tplc="15327DD4">
+      <w:lvl w:ilvl="0" w:tplc="9EB4E7A6">
         <w:start w:val="1"/>
         <w:numFmt w:val="bullet"/>
         <w:lvlText w:val="·"/>
@@ -11333,7 +11444,7 @@
       </w:lvl>
     </w:lvlOverride>
     <w:lvlOverride w:ilvl="1">
-      <w:lvl w:ilvl="1" w:tplc="B5983440">
+      <w:lvl w:ilvl="1" w:tplc="6B2E49B8">
         <w:start w:val="1"/>
         <w:numFmt w:val="bullet"/>
         <w:lvlText w:val="o"/>
@@ -11365,7 +11476,7 @@
       </w:lvl>
     </w:lvlOverride>
     <w:lvlOverride w:ilvl="2">
-      <w:lvl w:ilvl="2" w:tplc="EF16B122">
+      <w:lvl w:ilvl="2" w:tplc="9FA4F004">
         <w:start w:val="1"/>
         <w:numFmt w:val="bullet"/>
         <w:lvlText w:val="▪"/>
@@ -11397,7 +11508,7 @@
       </w:lvl>
     </w:lvlOverride>
     <w:lvlOverride w:ilvl="3">
-      <w:lvl w:ilvl="3" w:tplc="D340C38C">
+      <w:lvl w:ilvl="3" w:tplc="60FE7DDC">
         <w:start w:val="1"/>
         <w:numFmt w:val="bullet"/>
         <w:lvlText w:val="·"/>
@@ -11429,7 +11540,7 @@
       </w:lvl>
     </w:lvlOverride>
     <w:lvlOverride w:ilvl="4">
-      <w:lvl w:ilvl="4" w:tplc="699878C6">
+      <w:lvl w:ilvl="4" w:tplc="02E6B3A4">
         <w:start w:val="1"/>
         <w:numFmt w:val="bullet"/>
         <w:lvlText w:val="o"/>
@@ -11461,7 +11572,7 @@
       </w:lvl>
     </w:lvlOverride>
     <w:lvlOverride w:ilvl="5">
-      <w:lvl w:ilvl="5" w:tplc="D298C478">
+      <w:lvl w:ilvl="5" w:tplc="429EF228">
         <w:start w:val="1"/>
         <w:numFmt w:val="bullet"/>
         <w:lvlText w:val="▪"/>
@@ -11493,7 +11604,7 @@
       </w:lvl>
     </w:lvlOverride>
     <w:lvlOverride w:ilvl="6">
-      <w:lvl w:ilvl="6" w:tplc="ABDC952A">
+      <w:lvl w:ilvl="6" w:tplc="7706A186">
         <w:start w:val="1"/>
         <w:numFmt w:val="bullet"/>
         <w:lvlText w:val="·"/>
@@ -11525,7 +11636,7 @@
       </w:lvl>
     </w:lvlOverride>
     <w:lvlOverride w:ilvl="7">
-      <w:lvl w:ilvl="7" w:tplc="1B445694">
+      <w:lvl w:ilvl="7" w:tplc="16F4D3F4">
         <w:start w:val="1"/>
         <w:numFmt w:val="bullet"/>
         <w:lvlText w:val="o"/>
@@ -11557,7 +11668,7 @@
       </w:lvl>
     </w:lvlOverride>
     <w:lvlOverride w:ilvl="8">
-      <w:lvl w:ilvl="8" w:tplc="E4C29DAA">
+      <w:lvl w:ilvl="8" w:tplc="C6A8B8AC">
         <w:start w:val="1"/>
         <w:numFmt w:val="bullet"/>
         <w:lvlText w:val="▪"/>
@@ -11592,7 +11703,7 @@
   <w:num w:numId="6">
     <w:abstractNumId w:val="16"/>
     <w:lvlOverride w:ilvl="0">
-      <w:lvl w:ilvl="0" w:tplc="15327DD4">
+      <w:lvl w:ilvl="0" w:tplc="9EB4E7A6">
         <w:start w:val="1"/>
         <w:numFmt w:val="bullet"/>
         <w:lvlText w:val="·"/>
@@ -11624,7 +11735,7 @@
       </w:lvl>
     </w:lvlOverride>
     <w:lvlOverride w:ilvl="1">
-      <w:lvl w:ilvl="1" w:tplc="B5983440">
+      <w:lvl w:ilvl="1" w:tplc="6B2E49B8">
         <w:start w:val="1"/>
         <w:numFmt w:val="bullet"/>
         <w:lvlText w:val="o"/>
@@ -11656,7 +11767,7 @@
       </w:lvl>
     </w:lvlOverride>
     <w:lvlOverride w:ilvl="2">
-      <w:lvl w:ilvl="2" w:tplc="EF16B122">
+      <w:lvl w:ilvl="2" w:tplc="9FA4F004">
         <w:start w:val="1"/>
         <w:numFmt w:val="bullet"/>
         <w:lvlText w:val="▪"/>
@@ -11688,7 +11799,7 @@
       </w:lvl>
     </w:lvlOverride>
     <w:lvlOverride w:ilvl="3">
-      <w:lvl w:ilvl="3" w:tplc="D340C38C">
+      <w:lvl w:ilvl="3" w:tplc="60FE7DDC">
         <w:start w:val="1"/>
         <w:numFmt w:val="bullet"/>
         <w:lvlText w:val="·"/>
@@ -11720,7 +11831,7 @@
       </w:lvl>
     </w:lvlOverride>
     <w:lvlOverride w:ilvl="4">
-      <w:lvl w:ilvl="4" w:tplc="699878C6">
+      <w:lvl w:ilvl="4" w:tplc="02E6B3A4">
         <w:start w:val="1"/>
         <w:numFmt w:val="bullet"/>
         <w:lvlText w:val="o"/>
@@ -11752,7 +11863,7 @@
       </w:lvl>
     </w:lvlOverride>
     <w:lvlOverride w:ilvl="5">
-      <w:lvl w:ilvl="5" w:tplc="D298C478">
+      <w:lvl w:ilvl="5" w:tplc="429EF228">
         <w:start w:val="1"/>
         <w:numFmt w:val="bullet"/>
         <w:lvlText w:val="▪"/>
@@ -11784,7 +11895,7 @@
       </w:lvl>
     </w:lvlOverride>
     <w:lvlOverride w:ilvl="6">
-      <w:lvl w:ilvl="6" w:tplc="ABDC952A">
+      <w:lvl w:ilvl="6" w:tplc="7706A186">
         <w:start w:val="1"/>
         <w:numFmt w:val="bullet"/>
         <w:lvlText w:val="·"/>
@@ -11816,7 +11927,7 @@
       </w:lvl>
     </w:lvlOverride>
     <w:lvlOverride w:ilvl="7">
-      <w:lvl w:ilvl="7" w:tplc="1B445694">
+      <w:lvl w:ilvl="7" w:tplc="16F4D3F4">
         <w:start w:val="1"/>
         <w:numFmt w:val="bullet"/>
         <w:lvlText w:val="o"/>
@@ -11848,7 +11959,7 @@
       </w:lvl>
     </w:lvlOverride>
     <w:lvlOverride w:ilvl="8">
-      <w:lvl w:ilvl="8" w:tplc="E4C29DAA">
+      <w:lvl w:ilvl="8" w:tplc="C6A8B8AC">
         <w:start w:val="1"/>
         <w:numFmt w:val="bullet"/>
         <w:lvlText w:val="▪"/>

--- a/syllabus/syllabus.docx
+++ b/syllabus/syllabus.docx
@@ -477,7 +477,27 @@
           <w:sz w:val="22"/>
           <w:szCs w:val="22"/>
         </w:rPr>
-        <w:t xml:space="preserve">(Stat 240 or 303), graduate/professional standing, or member of the Statistics Visiting International Scholars program </w:t>
+        <w:t xml:space="preserve">(Stat 240 or 303), graduate/professional standing, member of </w:t>
+      </w:r>
+      <w:r>
+        <w:rPr>
+          <w:rStyle w:val="Aucun"/>
+          <w:rFonts w:ascii="Arial" w:hAnsi="Arial" w:cs="Arial"/>
+          <w:color w:val="262626" w:themeColor="text1" w:themeTint="D9"/>
+          <w:sz w:val="22"/>
+          <w:szCs w:val="22"/>
+        </w:rPr>
+        <w:t>S</w:t>
+      </w:r>
+      <w:r>
+        <w:rPr>
+          <w:rStyle w:val="Aucun"/>
+          <w:rFonts w:ascii="Arial" w:hAnsi="Arial" w:cs="Arial"/>
+          <w:color w:val="262626" w:themeColor="text1" w:themeTint="D9"/>
+          <w:sz w:val="22"/>
+          <w:szCs w:val="22"/>
+        </w:rPr>
+        <w:t xml:space="preserve">tatistics Visiting International Scholars program </w:t>
       </w:r>
     </w:p>
     <w:p>
@@ -880,7 +900,7 @@
           <w:sz w:val="22"/>
           <w:szCs w:val="22"/>
         </w:rPr>
-        <w:t>Instructor Title and Name</w:t>
+        <w:t>Instructor</w:t>
       </w:r>
     </w:p>
     <w:p>
@@ -915,7 +935,18 @@
           <w:szCs w:val="22"/>
           <w:lang w:val="de-DE"/>
         </w:rPr>
-        <w:t>Sankaran</w:t>
+        <w:t>Sankara</w:t>
+      </w:r>
+      <w:r>
+        <w:rPr>
+          <w:rStyle w:val="Aucun"/>
+          <w:rFonts w:ascii="Arial" w:hAnsi="Arial" w:cs="Arial"/>
+          <w:color w:val="262626" w:themeColor="text1" w:themeTint="D9"/>
+          <w:sz w:val="22"/>
+          <w:szCs w:val="22"/>
+          <w:lang w:val="de-DE"/>
+        </w:rPr>
+        <w:t>n</w:t>
       </w:r>
       <w:proofErr w:type="spellEnd"/>
       <w:r>
@@ -927,9 +958,8 @@
           <w:szCs w:val="22"/>
           <w:lang w:val="de-DE"/>
         </w:rPr>
-        <w:t xml:space="preserve">, </w:t>
-      </w:r>
-      <w:proofErr w:type="spellStart"/>
+        <w:t xml:space="preserve"> </w:t>
+      </w:r>
       <w:r>
         <w:rPr>
           <w:rStyle w:val="Aucun"/>
@@ -939,230 +969,9 @@
           <w:szCs w:val="22"/>
           <w:lang w:val="de-DE"/>
         </w:rPr>
-        <w:t>Assistant</w:t>
-      </w:r>
-      <w:proofErr w:type="spellEnd"/>
-      <w:r>
-        <w:rPr>
-          <w:rStyle w:val="Aucun"/>
-          <w:rFonts w:ascii="Arial" w:hAnsi="Arial" w:cs="Arial"/>
-          <w:color w:val="262626" w:themeColor="text1" w:themeTint="D9"/>
-          <w:sz w:val="22"/>
-          <w:szCs w:val="22"/>
-          <w:lang w:val="de-DE"/>
-        </w:rPr>
-        <w:t xml:space="preserve"> Professor</w:t>
-      </w:r>
-    </w:p>
-    <w:p>
-      <w:pPr>
-        <w:pStyle w:val="Corps"/>
-        <w:rPr>
-          <w:rStyle w:val="Aucun"/>
-          <w:rFonts w:ascii="Arial" w:hAnsi="Arial" w:cs="Arial"/>
-          <w:b/>
-          <w:bCs/>
-          <w:color w:val="262626" w:themeColor="text1" w:themeTint="D9"/>
-          <w:sz w:val="22"/>
-          <w:szCs w:val="22"/>
-        </w:rPr>
-      </w:pPr>
-    </w:p>
-    <w:p>
-      <w:pPr>
-        <w:pStyle w:val="Corps"/>
-        <w:rPr>
-          <w:rStyle w:val="Aucun"/>
-          <w:rFonts w:ascii="Arial" w:hAnsi="Arial" w:cs="Arial"/>
-          <w:b/>
-          <w:bCs/>
-          <w:color w:val="262626" w:themeColor="text1" w:themeTint="D9"/>
-          <w:sz w:val="22"/>
-          <w:szCs w:val="22"/>
-        </w:rPr>
-      </w:pPr>
-      <w:r>
-        <w:rPr>
-          <w:rStyle w:val="Aucun"/>
-          <w:rFonts w:ascii="Arial" w:hAnsi="Arial" w:cs="Arial"/>
-          <w:b/>
-          <w:bCs/>
-          <w:color w:val="262626" w:themeColor="text1" w:themeTint="D9"/>
-          <w:sz w:val="22"/>
-          <w:szCs w:val="22"/>
-        </w:rPr>
-        <w:t>Instructor Availability</w:t>
-      </w:r>
-    </w:p>
-    <w:p>
-      <w:pPr>
-        <w:pStyle w:val="Corps"/>
-        <w:rPr>
-          <w:rStyle w:val="Aucun"/>
-          <w:rFonts w:ascii="Arial" w:hAnsi="Arial" w:cs="Arial"/>
-          <w:color w:val="262626" w:themeColor="text1" w:themeTint="D9"/>
-          <w:sz w:val="22"/>
-          <w:szCs w:val="22"/>
-        </w:rPr>
-      </w:pPr>
-      <w:r>
-        <w:rPr>
-          <w:rStyle w:val="Aucun"/>
-          <w:rFonts w:ascii="Arial" w:hAnsi="Arial" w:cs="Arial"/>
-          <w:color w:val="262626" w:themeColor="text1" w:themeTint="D9"/>
-          <w:sz w:val="22"/>
-          <w:szCs w:val="22"/>
-        </w:rPr>
-        <w:t>2:</w:t>
-      </w:r>
-      <w:r>
-        <w:rPr>
-          <w:rStyle w:val="Aucun"/>
-          <w:rFonts w:ascii="Arial" w:hAnsi="Arial" w:cs="Arial"/>
-          <w:color w:val="262626" w:themeColor="text1" w:themeTint="D9"/>
-          <w:sz w:val="22"/>
-          <w:szCs w:val="22"/>
-        </w:rPr>
-        <w:t>20</w:t>
-      </w:r>
-      <w:r>
-        <w:rPr>
-          <w:rStyle w:val="Aucun"/>
-          <w:rFonts w:ascii="Arial" w:hAnsi="Arial" w:cs="Arial"/>
-          <w:color w:val="262626" w:themeColor="text1" w:themeTint="D9"/>
-          <w:sz w:val="22"/>
-          <w:szCs w:val="22"/>
-        </w:rPr>
-        <w:t xml:space="preserve"> – 3:</w:t>
-      </w:r>
-      <w:r>
-        <w:rPr>
-          <w:rStyle w:val="Aucun"/>
-          <w:rFonts w:ascii="Arial" w:hAnsi="Arial" w:cs="Arial"/>
-          <w:color w:val="262626" w:themeColor="text1" w:themeTint="D9"/>
-          <w:sz w:val="22"/>
-          <w:szCs w:val="22"/>
-        </w:rPr>
-        <w:t>2</w:t>
-      </w:r>
-      <w:r>
-        <w:rPr>
-          <w:rStyle w:val="Aucun"/>
-          <w:rFonts w:ascii="Arial" w:hAnsi="Arial" w:cs="Arial"/>
-          <w:color w:val="262626" w:themeColor="text1" w:themeTint="D9"/>
-          <w:sz w:val="22"/>
-          <w:szCs w:val="22"/>
-        </w:rPr>
-        <w:t>0</w:t>
-      </w:r>
-      <w:r>
-        <w:rPr>
-          <w:rStyle w:val="Aucun"/>
-          <w:rFonts w:ascii="Arial" w:hAnsi="Arial" w:cs="Arial"/>
-          <w:color w:val="262626" w:themeColor="text1" w:themeTint="D9"/>
-          <w:sz w:val="22"/>
-          <w:szCs w:val="22"/>
-        </w:rPr>
-        <w:t>pm Mondays and Fridays</w:t>
-      </w:r>
-      <w:r>
-        <w:rPr>
-          <w:rStyle w:val="Aucun"/>
-          <w:rFonts w:ascii="Arial" w:hAnsi="Arial" w:cs="Arial"/>
-          <w:color w:val="262626" w:themeColor="text1" w:themeTint="D9"/>
-          <w:sz w:val="22"/>
-          <w:szCs w:val="22"/>
-        </w:rPr>
-        <w:t>, or by appointment</w:t>
-      </w:r>
-    </w:p>
-    <w:p>
-      <w:pPr>
-        <w:pStyle w:val="Corps"/>
-        <w:rPr>
-          <w:rStyle w:val="Aucun"/>
-          <w:rFonts w:ascii="Arial" w:hAnsi="Arial" w:cs="Arial"/>
-          <w:color w:val="262626" w:themeColor="text1" w:themeTint="D9"/>
-          <w:sz w:val="22"/>
-          <w:szCs w:val="22"/>
-        </w:rPr>
-      </w:pPr>
-      <w:r>
-        <w:rPr>
-          <w:rStyle w:val="Aucun"/>
-          <w:rFonts w:ascii="Arial" w:hAnsi="Arial" w:cs="Arial"/>
-          <w:color w:val="262626" w:themeColor="text1" w:themeTint="D9"/>
-          <w:sz w:val="22"/>
-          <w:szCs w:val="22"/>
-        </w:rPr>
-        <w:t xml:space="preserve">Medical Sciences Center 7225C and </w:t>
+        <w:t>(</w:t>
       </w:r>
       <w:hyperlink r:id="rId8" w:history="1">
-        <w:r>
-          <w:rPr>
-            <w:rStyle w:val="Hyperlink"/>
-            <w:rFonts w:ascii="Arial" w:hAnsi="Arial" w:cs="Arial"/>
-            <w:color w:val="262626" w:themeColor="text1" w:themeTint="D9"/>
-            <w:sz w:val="22"/>
-            <w:szCs w:val="22"/>
-          </w:rPr>
-          <w:t>Zoom</w:t>
-        </w:r>
-      </w:hyperlink>
-    </w:p>
-    <w:p>
-      <w:pPr>
-        <w:pStyle w:val="Corps"/>
-        <w:rPr>
-          <w:rStyle w:val="Aucun"/>
-          <w:rFonts w:ascii="Arial" w:hAnsi="Arial" w:cs="Arial"/>
-          <w:b/>
-          <w:bCs/>
-          <w:color w:val="262626" w:themeColor="text1" w:themeTint="D9"/>
-          <w:sz w:val="22"/>
-          <w:szCs w:val="22"/>
-          <w:u w:color="C00000"/>
-        </w:rPr>
-      </w:pPr>
-    </w:p>
-    <w:p>
-      <w:pPr>
-        <w:pStyle w:val="Corps"/>
-        <w:rPr>
-          <w:rStyle w:val="Aucun"/>
-          <w:rFonts w:ascii="Arial" w:hAnsi="Arial" w:cs="Arial"/>
-          <w:b/>
-          <w:bCs/>
-          <w:color w:val="262626" w:themeColor="text1" w:themeTint="D9"/>
-          <w:sz w:val="22"/>
-          <w:szCs w:val="22"/>
-        </w:rPr>
-      </w:pPr>
-      <w:r>
-        <w:rPr>
-          <w:rStyle w:val="Aucun"/>
-          <w:rFonts w:ascii="Arial" w:hAnsi="Arial" w:cs="Arial"/>
-          <w:b/>
-          <w:bCs/>
-          <w:color w:val="262626" w:themeColor="text1" w:themeTint="D9"/>
-          <w:sz w:val="22"/>
-          <w:szCs w:val="22"/>
-        </w:rPr>
-        <w:t>Instructor Email/Preferred Contact</w:t>
-      </w:r>
-    </w:p>
-    <w:p>
-      <w:pPr>
-        <w:pStyle w:val="Corps"/>
-        <w:rPr>
-          <w:rStyle w:val="Aucun"/>
-          <w:rFonts w:ascii="Arial" w:hAnsi="Arial" w:cs="Arial"/>
-          <w:color w:val="262626" w:themeColor="text1" w:themeTint="D9"/>
-          <w:sz w:val="22"/>
-          <w:szCs w:val="22"/>
-        </w:rPr>
-      </w:pPr>
-      <w:hyperlink r:id="rId9" w:history="1">
         <w:r>
           <w:rPr>
             <w:rStyle w:val="Hyperlink0"/>
@@ -1181,7 +990,7 @@
           <w:sz w:val="22"/>
           <w:szCs w:val="22"/>
         </w:rPr>
-        <w:t xml:space="preserve"> </w:t>
+        <w:t>)</w:t>
       </w:r>
     </w:p>
     <w:p>
@@ -1190,13 +999,81 @@
         <w:rPr>
           <w:rStyle w:val="Aucun"/>
           <w:rFonts w:ascii="Arial" w:hAnsi="Arial" w:cs="Arial"/>
-          <w:b/>
-          <w:bCs/>
-          <w:color w:val="262626" w:themeColor="text1" w:themeTint="D9"/>
-          <w:sz w:val="22"/>
-          <w:szCs w:val="22"/>
-        </w:rPr>
-      </w:pPr>
+          <w:color w:val="262626" w:themeColor="text1" w:themeTint="D9"/>
+          <w:sz w:val="22"/>
+          <w:szCs w:val="22"/>
+        </w:rPr>
+      </w:pPr>
+      <w:r>
+        <w:rPr>
+          <w:rStyle w:val="Aucun"/>
+          <w:rFonts w:ascii="Arial" w:hAnsi="Arial" w:cs="Arial"/>
+          <w:color w:val="262626" w:themeColor="text1" w:themeTint="D9"/>
+          <w:sz w:val="22"/>
+          <w:szCs w:val="22"/>
+        </w:rPr>
+        <w:t>2:</w:t>
+      </w:r>
+      <w:r>
+        <w:rPr>
+          <w:rStyle w:val="Aucun"/>
+          <w:rFonts w:ascii="Arial" w:hAnsi="Arial" w:cs="Arial"/>
+          <w:color w:val="262626" w:themeColor="text1" w:themeTint="D9"/>
+          <w:sz w:val="22"/>
+          <w:szCs w:val="22"/>
+        </w:rPr>
+        <w:t>20</w:t>
+      </w:r>
+      <w:r>
+        <w:rPr>
+          <w:rStyle w:val="Aucun"/>
+          <w:rFonts w:ascii="Arial" w:hAnsi="Arial" w:cs="Arial"/>
+          <w:color w:val="262626" w:themeColor="text1" w:themeTint="D9"/>
+          <w:sz w:val="22"/>
+          <w:szCs w:val="22"/>
+        </w:rPr>
+        <w:t xml:space="preserve"> – 3:</w:t>
+      </w:r>
+      <w:r>
+        <w:rPr>
+          <w:rStyle w:val="Aucun"/>
+          <w:rFonts w:ascii="Arial" w:hAnsi="Arial" w:cs="Arial"/>
+          <w:color w:val="262626" w:themeColor="text1" w:themeTint="D9"/>
+          <w:sz w:val="22"/>
+          <w:szCs w:val="22"/>
+        </w:rPr>
+        <w:t>2</w:t>
+      </w:r>
+      <w:r>
+        <w:rPr>
+          <w:rStyle w:val="Aucun"/>
+          <w:rFonts w:ascii="Arial" w:hAnsi="Arial" w:cs="Arial"/>
+          <w:color w:val="262626" w:themeColor="text1" w:themeTint="D9"/>
+          <w:sz w:val="22"/>
+          <w:szCs w:val="22"/>
+        </w:rPr>
+        <w:t>0</w:t>
+      </w:r>
+      <w:r>
+        <w:rPr>
+          <w:rStyle w:val="Aucun"/>
+          <w:rFonts w:ascii="Arial" w:hAnsi="Arial" w:cs="Arial"/>
+          <w:color w:val="262626" w:themeColor="text1" w:themeTint="D9"/>
+          <w:sz w:val="22"/>
+          <w:szCs w:val="22"/>
+        </w:rPr>
+        <w:t>pm Mondays and Fridays</w:t>
+      </w:r>
+      <w:r>
+        <w:rPr>
+          <w:rStyle w:val="Aucun"/>
+          <w:rFonts w:ascii="Arial" w:hAnsi="Arial" w:cs="Arial"/>
+          <w:color w:val="262626" w:themeColor="text1" w:themeTint="D9"/>
+          <w:sz w:val="22"/>
+          <w:szCs w:val="22"/>
+        </w:rPr>
+        <w:t>, or by appointment</w:t>
+      </w:r>
     </w:p>
     <w:p>
       <w:pPr>
@@ -1204,24 +1081,30 @@
         <w:rPr>
           <w:rStyle w:val="Aucun"/>
           <w:rFonts w:ascii="Arial" w:hAnsi="Arial" w:cs="Arial"/>
-          <w:b/>
-          <w:bCs/>
-          <w:color w:val="262626" w:themeColor="text1" w:themeTint="D9"/>
-          <w:sz w:val="22"/>
-          <w:szCs w:val="22"/>
-        </w:rPr>
-      </w:pPr>
-      <w:r>
-        <w:rPr>
-          <w:rStyle w:val="Aucun"/>
-          <w:rFonts w:ascii="Arial" w:hAnsi="Arial" w:cs="Arial"/>
-          <w:b/>
-          <w:bCs/>
-          <w:color w:val="262626" w:themeColor="text1" w:themeTint="D9"/>
-          <w:sz w:val="22"/>
-          <w:szCs w:val="22"/>
-        </w:rPr>
-        <w:t>Teaching Assistant</w:t>
+          <w:color w:val="262626" w:themeColor="text1" w:themeTint="D9"/>
+          <w:sz w:val="22"/>
+          <w:szCs w:val="22"/>
+        </w:rPr>
+      </w:pPr>
+      <w:r>
+        <w:rPr>
+          <w:rStyle w:val="Aucun"/>
+          <w:rFonts w:ascii="Arial" w:hAnsi="Arial" w:cs="Arial"/>
+          <w:color w:val="262626" w:themeColor="text1" w:themeTint="D9"/>
+          <w:sz w:val="22"/>
+          <w:szCs w:val="22"/>
+        </w:rPr>
+        <w:t>Medical Science Center 7225C</w:t>
+      </w:r>
+      <w:r>
+        <w:rPr>
+          <w:rStyle w:val="Aucun"/>
+          <w:rFonts w:ascii="Arial" w:hAnsi="Arial" w:cs="Arial"/>
+          <w:color w:val="262626" w:themeColor="text1" w:themeTint="D9"/>
+          <w:sz w:val="22"/>
+          <w:szCs w:val="22"/>
+        </w:rPr>
+        <w:t>, and</w:t>
       </w:r>
     </w:p>
     <w:p>
@@ -1235,249 +1118,98 @@
           <w:szCs w:val="22"/>
         </w:rPr>
       </w:pPr>
-      <w:proofErr w:type="spellStart"/>
-      <w:r>
-        <w:rPr>
-          <w:rStyle w:val="Aucun"/>
-          <w:rFonts w:ascii="Arial" w:hAnsi="Arial" w:cs="Arial"/>
-          <w:color w:val="262626" w:themeColor="text1" w:themeTint="D9"/>
-          <w:sz w:val="22"/>
-          <w:szCs w:val="22"/>
-        </w:rPr>
-        <w:t>Chenyang</w:t>
-      </w:r>
-      <w:proofErr w:type="spellEnd"/>
-      <w:r>
-        <w:rPr>
-          <w:rStyle w:val="Aucun"/>
-          <w:rFonts w:ascii="Arial" w:hAnsi="Arial" w:cs="Arial"/>
-          <w:color w:val="262626" w:themeColor="text1" w:themeTint="D9"/>
-          <w:sz w:val="22"/>
-          <w:szCs w:val="22"/>
-        </w:rPr>
-        <w:t xml:space="preserve"> Jiang (</w:t>
-      </w:r>
-      <w:r>
-        <w:rPr>
-          <w:rStyle w:val="Aucun"/>
-          <w:rFonts w:ascii="Arial" w:hAnsi="Arial" w:cs="Arial"/>
-          <w:color w:val="262626" w:themeColor="text1" w:themeTint="D9"/>
-          <w:sz w:val="22"/>
-          <w:szCs w:val="22"/>
-          <w:u w:val="single"/>
-        </w:rPr>
-        <w:t>cjiang7@wisc.edu</w:t>
-      </w:r>
-      <w:r>
-        <w:rPr>
-          <w:rStyle w:val="Aucun"/>
-          <w:rFonts w:ascii="Arial" w:hAnsi="Arial" w:cs="Arial"/>
-          <w:color w:val="262626" w:themeColor="text1" w:themeTint="D9"/>
-          <w:sz w:val="22"/>
-          <w:szCs w:val="22"/>
-        </w:rPr>
-        <w:t>)</w:t>
-      </w:r>
-    </w:p>
-    <w:p>
-      <w:pPr>
-        <w:pStyle w:val="Corps"/>
-        <w:rPr>
-          <w:rStyle w:val="Aucun"/>
-          <w:rFonts w:ascii="Arial" w:hAnsi="Arial" w:cs="Arial"/>
-          <w:color w:val="262626" w:themeColor="text1" w:themeTint="D9"/>
-          <w:sz w:val="22"/>
-          <w:szCs w:val="22"/>
-          <w:lang w:val="fr-FR"/>
-        </w:rPr>
-      </w:pPr>
-      <w:proofErr w:type="spellStart"/>
-      <w:r>
-        <w:rPr>
-          <w:rStyle w:val="Aucun"/>
-          <w:rFonts w:ascii="Arial" w:hAnsi="Arial" w:cs="Arial"/>
-          <w:color w:val="262626" w:themeColor="text1" w:themeTint="D9"/>
-          <w:sz w:val="22"/>
-          <w:szCs w:val="22"/>
-          <w:lang w:val="fr-FR"/>
-        </w:rPr>
-        <w:t>Zhuoyan</w:t>
-      </w:r>
-      <w:proofErr w:type="spellEnd"/>
-      <w:r>
-        <w:rPr>
-          <w:rStyle w:val="Aucun"/>
-          <w:rFonts w:ascii="Arial" w:hAnsi="Arial" w:cs="Arial"/>
-          <w:color w:val="262626" w:themeColor="text1" w:themeTint="D9"/>
-          <w:sz w:val="22"/>
-          <w:szCs w:val="22"/>
-          <w:lang w:val="fr-FR"/>
-        </w:rPr>
-        <w:t xml:space="preserve"> Xu </w:t>
-      </w:r>
-      <w:r>
-        <w:rPr>
-          <w:rStyle w:val="Aucun"/>
-          <w:rFonts w:ascii="Arial" w:hAnsi="Arial" w:cs="Arial"/>
-          <w:color w:val="262626" w:themeColor="text1" w:themeTint="D9"/>
-          <w:sz w:val="22"/>
-          <w:szCs w:val="22"/>
-          <w:lang w:val="fr-FR"/>
-        </w:rPr>
-        <w:t>(</w:t>
-      </w:r>
-      <w:r>
-        <w:rPr>
-          <w:rStyle w:val="Aucun"/>
-          <w:rFonts w:ascii="Arial" w:hAnsi="Arial" w:cs="Arial"/>
-          <w:color w:val="262626" w:themeColor="text1" w:themeTint="D9"/>
-          <w:sz w:val="22"/>
-          <w:szCs w:val="22"/>
-          <w:u w:val="single"/>
-          <w:lang w:val="fr-FR"/>
-        </w:rPr>
-        <w:t>zhuoyan.xu@wisc.edu</w:t>
-      </w:r>
-      <w:r>
-        <w:rPr>
-          <w:rStyle w:val="Aucun"/>
-          <w:rFonts w:ascii="Arial" w:hAnsi="Arial" w:cs="Arial"/>
-          <w:color w:val="262626" w:themeColor="text1" w:themeTint="D9"/>
-          <w:sz w:val="22"/>
-          <w:szCs w:val="22"/>
-          <w:lang w:val="fr-FR"/>
-        </w:rPr>
-        <w:t>)</w:t>
-      </w:r>
-    </w:p>
-    <w:p>
-      <w:pPr>
-        <w:pStyle w:val="Corps"/>
-        <w:rPr>
-          <w:rStyle w:val="Aucun"/>
-          <w:rFonts w:ascii="Arial" w:hAnsi="Arial" w:cs="Arial"/>
-          <w:b/>
-          <w:bCs/>
-          <w:color w:val="262626" w:themeColor="text1" w:themeTint="D9"/>
-          <w:sz w:val="22"/>
-          <w:szCs w:val="22"/>
-          <w:u w:color="C00000"/>
-          <w:lang w:val="fr-FR"/>
-        </w:rPr>
-      </w:pPr>
-    </w:p>
-    <w:p>
-      <w:pPr>
-        <w:pStyle w:val="Corps"/>
-        <w:rPr>
-          <w:rStyle w:val="Aucun"/>
-          <w:rFonts w:ascii="Arial" w:hAnsi="Arial" w:cs="Arial"/>
-          <w:b/>
-          <w:bCs/>
-          <w:color w:val="262626" w:themeColor="text1" w:themeTint="D9"/>
-          <w:sz w:val="22"/>
-          <w:szCs w:val="22"/>
-        </w:rPr>
-      </w:pPr>
-      <w:r>
-        <w:rPr>
-          <w:rStyle w:val="Aucun"/>
-          <w:rFonts w:ascii="Arial" w:hAnsi="Arial" w:cs="Arial"/>
-          <w:b/>
-          <w:bCs/>
-          <w:color w:val="262626" w:themeColor="text1" w:themeTint="D9"/>
-          <w:sz w:val="22"/>
-          <w:szCs w:val="22"/>
-        </w:rPr>
-        <w:t>TA Office Hours</w:t>
-      </w:r>
-    </w:p>
-    <w:p>
-      <w:pPr>
-        <w:pStyle w:val="Corps"/>
-        <w:rPr>
-          <w:rStyle w:val="Aucun"/>
-          <w:rFonts w:ascii="Arial" w:hAnsi="Arial" w:cs="Arial"/>
-          <w:color w:val="262626" w:themeColor="text1" w:themeTint="D9"/>
-          <w:sz w:val="22"/>
-          <w:szCs w:val="22"/>
-        </w:rPr>
-      </w:pPr>
-    </w:p>
-    <w:p>
-      <w:pPr>
-        <w:pStyle w:val="Corps"/>
-        <w:rPr>
-          <w:rStyle w:val="Aucun"/>
-          <w:rFonts w:ascii="Arial" w:hAnsi="Arial" w:cs="Arial"/>
-          <w:b/>
-          <w:bCs/>
-          <w:color w:val="262626" w:themeColor="text1" w:themeTint="D9"/>
-          <w:sz w:val="22"/>
-          <w:szCs w:val="22"/>
-          <w:u w:color="C00000"/>
-        </w:rPr>
-      </w:pPr>
-    </w:p>
-    <w:p>
-      <w:pPr>
-        <w:pStyle w:val="Corps"/>
-        <w:rPr>
-          <w:rStyle w:val="Aucun"/>
-          <w:rFonts w:ascii="Arial" w:hAnsi="Arial" w:cs="Arial"/>
-          <w:b/>
-          <w:bCs/>
-          <w:color w:val="262626" w:themeColor="text1" w:themeTint="D9"/>
-          <w:sz w:val="22"/>
-          <w:szCs w:val="22"/>
-        </w:rPr>
-      </w:pPr>
-      <w:r>
-        <w:rPr>
-          <w:rStyle w:val="Aucun"/>
-          <w:rFonts w:ascii="Arial" w:hAnsi="Arial" w:cs="Arial"/>
-          <w:b/>
-          <w:bCs/>
-          <w:color w:val="262626" w:themeColor="text1" w:themeTint="D9"/>
-          <w:sz w:val="22"/>
-          <w:szCs w:val="22"/>
-        </w:rPr>
-        <w:t>TA Email/Preferred Contact</w:t>
-      </w:r>
-    </w:p>
-    <w:p>
-      <w:pPr>
-        <w:pStyle w:val="Corps"/>
-        <w:rPr>
-          <w:rStyle w:val="Aucun"/>
-          <w:rFonts w:ascii="Arial" w:hAnsi="Arial" w:cs="Arial"/>
-          <w:color w:val="262626" w:themeColor="text1" w:themeTint="D9"/>
-          <w:sz w:val="22"/>
-          <w:szCs w:val="22"/>
-        </w:rPr>
-      </w:pPr>
-      <w:hyperlink r:id="rId10" w:history="1">
+      <w:hyperlink r:id="rId9" w:history="1">
         <w:r>
           <w:rPr>
-            <w:rStyle w:val="Lien"/>
+            <w:rStyle w:val="Hyperlink"/>
             <w:rFonts w:ascii="Arial" w:hAnsi="Arial" w:cs="Arial"/>
             <w:color w:val="262626" w:themeColor="text1" w:themeTint="D9"/>
             <w:sz w:val="22"/>
             <w:szCs w:val="22"/>
-            <w:lang w:val="de-DE"/>
+            <w:u w:val="none"/>
           </w:rPr>
-          <w:t>email@wisc.edu</w:t>
+          <w:t>Zo</w:t>
+        </w:r>
+        <w:r>
+          <w:rPr>
+            <w:rStyle w:val="Hyperlink"/>
+            <w:rFonts w:ascii="Arial" w:hAnsi="Arial" w:cs="Arial"/>
+            <w:color w:val="262626" w:themeColor="text1" w:themeTint="D9"/>
+            <w:sz w:val="22"/>
+            <w:szCs w:val="22"/>
+            <w:u w:val="none"/>
+          </w:rPr>
+          <w:t>o</w:t>
+        </w:r>
+        <w:r>
+          <w:rPr>
+            <w:rStyle w:val="Hyperlink"/>
+            <w:rFonts w:ascii="Arial" w:hAnsi="Arial" w:cs="Arial"/>
+            <w:color w:val="262626" w:themeColor="text1" w:themeTint="D9"/>
+            <w:sz w:val="22"/>
+            <w:szCs w:val="22"/>
+            <w:u w:val="none"/>
+          </w:rPr>
+          <w:t>m</w:t>
         </w:r>
       </w:hyperlink>
       <w:r>
         <w:rPr>
-          <w:rStyle w:val="PageNumber"/>
-          <w:rFonts w:ascii="Arial" w:hAnsi="Arial" w:cs="Arial"/>
-          <w:color w:val="262626" w:themeColor="text1" w:themeTint="D9"/>
-          <w:sz w:val="22"/>
-          <w:szCs w:val="22"/>
+          <w:rStyle w:val="Hyperlink"/>
+          <w:rFonts w:ascii="Arial" w:hAnsi="Arial" w:cs="Arial"/>
+          <w:color w:val="262626" w:themeColor="text1" w:themeTint="D9"/>
+          <w:sz w:val="22"/>
+          <w:szCs w:val="22"/>
+          <w:u w:val="none"/>
         </w:rPr>
         <w:t xml:space="preserve"> </w:t>
+      </w:r>
+      <w:r>
+        <w:rPr>
+          <w:rStyle w:val="Hyperlink"/>
+          <w:rFonts w:ascii="Arial" w:hAnsi="Arial" w:cs="Arial"/>
+          <w:color w:val="262626" w:themeColor="text1" w:themeTint="D9"/>
+          <w:sz w:val="22"/>
+          <w:szCs w:val="22"/>
+          <w:u w:val="none"/>
+        </w:rPr>
+        <w:t xml:space="preserve">[ID: </w:t>
+      </w:r>
+      <w:r>
+        <w:rPr>
+          <w:rFonts w:ascii="Arial" w:hAnsi="Arial" w:cs="Arial"/>
+          <w:color w:val="262626" w:themeColor="text1" w:themeTint="D9"/>
+          <w:sz w:val="22"/>
+          <w:szCs w:val="22"/>
+        </w:rPr>
+        <w:t>862 216 4885</w:t>
+      </w:r>
+      <w:r>
+        <w:rPr>
+          <w:rFonts w:ascii="Arial" w:hAnsi="Arial" w:cs="Arial"/>
+          <w:color w:val="262626" w:themeColor="text1" w:themeTint="D9"/>
+          <w:sz w:val="22"/>
+          <w:szCs w:val="22"/>
+        </w:rPr>
+        <w:t xml:space="preserve">, passcode: </w:t>
+      </w:r>
+      <w:r>
+        <w:rPr>
+          <w:rFonts w:ascii="Arial" w:hAnsi="Arial" w:cs="Arial"/>
+          <w:color w:val="262626" w:themeColor="text1" w:themeTint="D9"/>
+          <w:sz w:val="22"/>
+          <w:szCs w:val="22"/>
+        </w:rPr>
+        <w:t>298858</w:t>
+      </w:r>
+      <w:r>
+        <w:rPr>
+          <w:rFonts w:ascii="Arial" w:hAnsi="Arial" w:cs="Arial"/>
+          <w:color w:val="262626" w:themeColor="text1" w:themeTint="D9"/>
+          <w:sz w:val="22"/>
+          <w:szCs w:val="22"/>
+        </w:rPr>
+        <w:t>]</w:t>
       </w:r>
     </w:p>
     <w:p>
@@ -1491,12 +1223,494 @@
           <w:color w:val="262626" w:themeColor="text1" w:themeTint="D9"/>
           <w:sz w:val="22"/>
           <w:szCs w:val="22"/>
-          <w:u w:color="C00000"/>
         </w:rPr>
       </w:pPr>
     </w:p>
     <w:p>
       <w:pPr>
+        <w:pStyle w:val="Corps"/>
+        <w:rPr>
+          <w:rStyle w:val="Aucun"/>
+          <w:rFonts w:ascii="Arial" w:hAnsi="Arial" w:cs="Arial"/>
+          <w:b/>
+          <w:bCs/>
+          <w:color w:val="262626" w:themeColor="text1" w:themeTint="D9"/>
+          <w:sz w:val="22"/>
+          <w:szCs w:val="22"/>
+        </w:rPr>
+      </w:pPr>
+      <w:r>
+        <w:rPr>
+          <w:rStyle w:val="Aucun"/>
+          <w:rFonts w:ascii="Arial" w:hAnsi="Arial" w:cs="Arial"/>
+          <w:b/>
+          <w:bCs/>
+          <w:color w:val="262626" w:themeColor="text1" w:themeTint="D9"/>
+          <w:sz w:val="22"/>
+          <w:szCs w:val="22"/>
+        </w:rPr>
+        <w:t>Teaching Assistant</w:t>
+      </w:r>
+      <w:r>
+        <w:rPr>
+          <w:rStyle w:val="Aucun"/>
+          <w:rFonts w:ascii="Arial" w:hAnsi="Arial" w:cs="Arial"/>
+          <w:b/>
+          <w:bCs/>
+          <w:color w:val="262626" w:themeColor="text1" w:themeTint="D9"/>
+          <w:sz w:val="22"/>
+          <w:szCs w:val="22"/>
+        </w:rPr>
+        <w:t>s</w:t>
+      </w:r>
+    </w:p>
+    <w:p>
+      <w:pPr>
+        <w:pStyle w:val="Corps"/>
+        <w:rPr>
+          <w:rStyle w:val="Aucun"/>
+          <w:rFonts w:ascii="Arial" w:hAnsi="Arial" w:cs="Arial"/>
+          <w:color w:val="262626" w:themeColor="text1" w:themeTint="D9"/>
+          <w:sz w:val="22"/>
+          <w:szCs w:val="22"/>
+        </w:rPr>
+      </w:pPr>
+      <w:proofErr w:type="spellStart"/>
+      <w:r>
+        <w:rPr>
+          <w:rStyle w:val="Aucun"/>
+          <w:rFonts w:ascii="Arial" w:hAnsi="Arial" w:cs="Arial"/>
+          <w:color w:val="262626" w:themeColor="text1" w:themeTint="D9"/>
+          <w:sz w:val="22"/>
+          <w:szCs w:val="22"/>
+        </w:rPr>
+        <w:t>Chenyang</w:t>
+      </w:r>
+      <w:proofErr w:type="spellEnd"/>
+      <w:r>
+        <w:rPr>
+          <w:rStyle w:val="Aucun"/>
+          <w:rFonts w:ascii="Arial" w:hAnsi="Arial" w:cs="Arial"/>
+          <w:color w:val="262626" w:themeColor="text1" w:themeTint="D9"/>
+          <w:sz w:val="22"/>
+          <w:szCs w:val="22"/>
+        </w:rPr>
+        <w:t xml:space="preserve"> Jiang (</w:t>
+      </w:r>
+      <w:hyperlink r:id="rId10" w:history="1">
+        <w:r>
+          <w:rPr>
+            <w:rStyle w:val="Hyperlink"/>
+            <w:rFonts w:ascii="Arial" w:hAnsi="Arial" w:cs="Arial"/>
+            <w:sz w:val="22"/>
+            <w:szCs w:val="22"/>
+          </w:rPr>
+          <w:t>cjiang7@wisc.edu</w:t>
+        </w:r>
+      </w:hyperlink>
+      <w:r>
+        <w:rPr>
+          <w:rStyle w:val="Aucun"/>
+          <w:rFonts w:ascii="Arial" w:hAnsi="Arial" w:cs="Arial"/>
+          <w:color w:val="262626" w:themeColor="text1" w:themeTint="D9"/>
+          <w:sz w:val="22"/>
+          <w:szCs w:val="22"/>
+        </w:rPr>
+        <w:t>)</w:t>
+      </w:r>
+    </w:p>
+    <w:p>
+      <w:pPr>
+        <w:pStyle w:val="Corps"/>
+        <w:rPr>
+          <w:rFonts w:ascii="Arial" w:hAnsi="Arial" w:cs="Arial"/>
+          <w:color w:val="262626" w:themeColor="text1" w:themeTint="D9"/>
+          <w:sz w:val="22"/>
+          <w:szCs w:val="22"/>
+        </w:rPr>
+      </w:pPr>
+      <w:r>
+        <w:rPr>
+          <w:rFonts w:ascii="Arial" w:hAnsi="Arial" w:cs="Arial"/>
+          <w:color w:val="262626" w:themeColor="text1" w:themeTint="D9"/>
+          <w:sz w:val="22"/>
+          <w:szCs w:val="22"/>
+        </w:rPr>
+        <w:t xml:space="preserve">4 – 5pm Tuesday </w:t>
+      </w:r>
+      <w:hyperlink r:id="rId11" w:history="1">
+        <w:r>
+          <w:rPr>
+            <w:rStyle w:val="Hyperlink"/>
+            <w:rFonts w:ascii="Arial" w:hAnsi="Arial" w:cs="Arial"/>
+            <w:sz w:val="22"/>
+            <w:szCs w:val="22"/>
+            <w:u w:val="none"/>
+          </w:rPr>
+          <w:t>Zo</w:t>
+        </w:r>
+        <w:r>
+          <w:rPr>
+            <w:rStyle w:val="Hyperlink"/>
+            <w:rFonts w:ascii="Arial" w:hAnsi="Arial" w:cs="Arial"/>
+            <w:sz w:val="22"/>
+            <w:szCs w:val="22"/>
+            <w:u w:val="none"/>
+          </w:rPr>
+          <w:t>o</w:t>
+        </w:r>
+        <w:r>
+          <w:rPr>
+            <w:rStyle w:val="Hyperlink"/>
+            <w:rFonts w:ascii="Arial" w:hAnsi="Arial" w:cs="Arial"/>
+            <w:sz w:val="22"/>
+            <w:szCs w:val="22"/>
+            <w:u w:val="none"/>
+          </w:rPr>
+          <w:t>m</w:t>
+        </w:r>
+      </w:hyperlink>
+      <w:r>
+        <w:rPr>
+          <w:rFonts w:ascii="Arial" w:hAnsi="Arial" w:cs="Arial"/>
+          <w:color w:val="262626" w:themeColor="text1" w:themeTint="D9"/>
+          <w:sz w:val="22"/>
+          <w:szCs w:val="22"/>
+        </w:rPr>
+        <w:t xml:space="preserve"> </w:t>
+      </w:r>
+      <w:r>
+        <w:rPr>
+          <w:rFonts w:ascii="Arial" w:hAnsi="Arial" w:cs="Arial"/>
+          <w:color w:val="262626" w:themeColor="text1" w:themeTint="D9"/>
+          <w:sz w:val="22"/>
+          <w:szCs w:val="22"/>
+        </w:rPr>
+        <w:t xml:space="preserve">[ID: </w:t>
+      </w:r>
+      <w:r>
+        <w:rPr>
+          <w:rFonts w:ascii="Arial" w:hAnsi="Arial" w:cs="Arial"/>
+          <w:color w:val="262626" w:themeColor="text1" w:themeTint="D9"/>
+          <w:sz w:val="22"/>
+          <w:szCs w:val="22"/>
+        </w:rPr>
+        <w:t>993 3604 6454</w:t>
+      </w:r>
+      <w:r>
+        <w:rPr>
+          <w:rFonts w:ascii="Arial" w:hAnsi="Arial" w:cs="Arial"/>
+          <w:color w:val="262626" w:themeColor="text1" w:themeTint="D9"/>
+          <w:sz w:val="22"/>
+          <w:szCs w:val="22"/>
+        </w:rPr>
+        <w:t xml:space="preserve">, passcode: </w:t>
+      </w:r>
+      <w:r>
+        <w:rPr>
+          <w:rFonts w:ascii="Arial" w:hAnsi="Arial" w:cs="Arial"/>
+          <w:color w:val="262626" w:themeColor="text1" w:themeTint="D9"/>
+          <w:sz w:val="22"/>
+          <w:szCs w:val="22"/>
+        </w:rPr>
+        <w:t>959353</w:t>
+      </w:r>
+      <w:r>
+        <w:rPr>
+          <w:rFonts w:ascii="Arial" w:hAnsi="Arial" w:cs="Arial"/>
+          <w:color w:val="262626" w:themeColor="text1" w:themeTint="D9"/>
+          <w:sz w:val="22"/>
+          <w:szCs w:val="22"/>
+        </w:rPr>
+        <w:t>]</w:t>
+      </w:r>
+    </w:p>
+    <w:p>
+      <w:pPr>
+        <w:pStyle w:val="Corps"/>
+        <w:rPr>
+          <w:rFonts w:ascii="Arial" w:hAnsi="Arial" w:cs="Arial"/>
+          <w:color w:val="262626" w:themeColor="text1" w:themeTint="D9"/>
+          <w:sz w:val="22"/>
+          <w:szCs w:val="22"/>
+        </w:rPr>
+      </w:pPr>
+      <w:r>
+        <w:rPr>
+          <w:rFonts w:ascii="Arial" w:hAnsi="Arial" w:cs="Arial"/>
+          <w:color w:val="262626" w:themeColor="text1" w:themeTint="D9"/>
+          <w:sz w:val="22"/>
+          <w:szCs w:val="22"/>
+        </w:rPr>
+        <w:t>11-12</w:t>
+      </w:r>
+      <w:r>
+        <w:rPr>
+          <w:rFonts w:ascii="Arial" w:hAnsi="Arial" w:cs="Arial"/>
+          <w:color w:val="262626" w:themeColor="text1" w:themeTint="D9"/>
+          <w:sz w:val="22"/>
+          <w:szCs w:val="22"/>
+        </w:rPr>
+        <w:t xml:space="preserve">pm </w:t>
+      </w:r>
+      <w:r>
+        <w:rPr>
+          <w:rFonts w:ascii="Arial" w:hAnsi="Arial" w:cs="Arial"/>
+          <w:color w:val="262626" w:themeColor="text1" w:themeTint="D9"/>
+          <w:sz w:val="22"/>
+          <w:szCs w:val="22"/>
+        </w:rPr>
+        <w:t>Friday</w:t>
+      </w:r>
+      <w:r>
+        <w:rPr>
+          <w:rFonts w:ascii="Arial" w:hAnsi="Arial" w:cs="Arial"/>
+          <w:color w:val="262626" w:themeColor="text1" w:themeTint="D9"/>
+          <w:sz w:val="22"/>
+          <w:szCs w:val="22"/>
+        </w:rPr>
+        <w:t xml:space="preserve"> [Medical Science Center </w:t>
+      </w:r>
+      <w:r>
+        <w:rPr>
+          <w:rFonts w:ascii="Arial" w:hAnsi="Arial" w:cs="Arial"/>
+          <w:color w:val="262626" w:themeColor="text1" w:themeTint="D9"/>
+          <w:sz w:val="22"/>
+          <w:szCs w:val="22"/>
+        </w:rPr>
+        <w:t>1130</w:t>
+      </w:r>
+      <w:r>
+        <w:rPr>
+          <w:rFonts w:ascii="Arial" w:hAnsi="Arial" w:cs="Arial"/>
+          <w:color w:val="262626" w:themeColor="text1" w:themeTint="D9"/>
+          <w:sz w:val="22"/>
+          <w:szCs w:val="22"/>
+        </w:rPr>
+        <w:t>]</w:t>
+      </w:r>
+    </w:p>
+    <w:p>
+      <w:pPr>
+        <w:pStyle w:val="Corps"/>
+        <w:rPr>
+          <w:rStyle w:val="Aucun"/>
+          <w:rFonts w:ascii="Arial" w:hAnsi="Arial" w:cs="Arial"/>
+          <w:color w:val="262626" w:themeColor="text1" w:themeTint="D9"/>
+          <w:sz w:val="22"/>
+          <w:szCs w:val="22"/>
+        </w:rPr>
+      </w:pPr>
+    </w:p>
+    <w:p>
+      <w:pPr>
+        <w:pStyle w:val="Corps"/>
+        <w:rPr>
+          <w:rStyle w:val="Aucun"/>
+          <w:rFonts w:ascii="Arial" w:hAnsi="Arial" w:cs="Arial"/>
+          <w:color w:val="262626" w:themeColor="text1" w:themeTint="D9"/>
+          <w:sz w:val="22"/>
+          <w:szCs w:val="22"/>
+          <w:lang w:val="fr-FR"/>
+        </w:rPr>
+      </w:pPr>
+      <w:proofErr w:type="spellStart"/>
+      <w:r>
+        <w:rPr>
+          <w:rStyle w:val="Aucun"/>
+          <w:rFonts w:ascii="Arial" w:hAnsi="Arial" w:cs="Arial"/>
+          <w:color w:val="262626" w:themeColor="text1" w:themeTint="D9"/>
+          <w:sz w:val="22"/>
+          <w:szCs w:val="22"/>
+          <w:lang w:val="fr-FR"/>
+        </w:rPr>
+        <w:t>Zhuoyan</w:t>
+      </w:r>
+      <w:proofErr w:type="spellEnd"/>
+      <w:r>
+        <w:rPr>
+          <w:rStyle w:val="Aucun"/>
+          <w:rFonts w:ascii="Arial" w:hAnsi="Arial" w:cs="Arial"/>
+          <w:color w:val="262626" w:themeColor="text1" w:themeTint="D9"/>
+          <w:sz w:val="22"/>
+          <w:szCs w:val="22"/>
+          <w:lang w:val="fr-FR"/>
+        </w:rPr>
+        <w:t xml:space="preserve"> Xu </w:t>
+      </w:r>
+      <w:r>
+        <w:rPr>
+          <w:rStyle w:val="Aucun"/>
+          <w:rFonts w:ascii="Arial" w:hAnsi="Arial" w:cs="Arial"/>
+          <w:color w:val="262626" w:themeColor="text1" w:themeTint="D9"/>
+          <w:sz w:val="22"/>
+          <w:szCs w:val="22"/>
+          <w:lang w:val="fr-FR"/>
+        </w:rPr>
+        <w:t>(</w:t>
+      </w:r>
+      <w:hyperlink r:id="rId12" w:history="1">
+        <w:r>
+          <w:rPr>
+            <w:rStyle w:val="Hyperlink"/>
+            <w:rFonts w:ascii="Arial" w:hAnsi="Arial" w:cs="Arial"/>
+            <w:sz w:val="22"/>
+            <w:szCs w:val="22"/>
+            <w:lang w:val="fr-FR"/>
+          </w:rPr>
+          <w:t>zhuoyan.xu@wisc.edu</w:t>
+        </w:r>
+      </w:hyperlink>
+      <w:r>
+        <w:rPr>
+          <w:rStyle w:val="Aucun"/>
+          <w:rFonts w:ascii="Arial" w:hAnsi="Arial" w:cs="Arial"/>
+          <w:color w:val="262626" w:themeColor="text1" w:themeTint="D9"/>
+          <w:sz w:val="22"/>
+          <w:szCs w:val="22"/>
+          <w:lang w:val="fr-FR"/>
+        </w:rPr>
+        <w:t>)</w:t>
+      </w:r>
+    </w:p>
+    <w:p>
+      <w:pPr>
+        <w:pStyle w:val="xmsonormal"/>
+        <w:spacing w:before="0" w:beforeAutospacing="0" w:after="0" w:afterAutospacing="0"/>
+        <w:rPr>
+          <w:rFonts w:ascii="Arial" w:hAnsi="Arial" w:cs="Arial"/>
+          <w:color w:val="000000"/>
+          <w:sz w:val="22"/>
+          <w:szCs w:val="22"/>
+        </w:rPr>
+      </w:pPr>
+      <w:r>
+        <w:rPr>
+          <w:rFonts w:ascii="Arial" w:hAnsi="Arial" w:cs="Arial"/>
+          <w:color w:val="000000"/>
+          <w:sz w:val="22"/>
+          <w:szCs w:val="22"/>
+        </w:rPr>
+        <w:t>M</w:t>
+      </w:r>
+      <w:r>
+        <w:rPr>
+          <w:rFonts w:ascii="Arial" w:hAnsi="Arial" w:cs="Arial"/>
+          <w:color w:val="000000"/>
+          <w:sz w:val="22"/>
+          <w:szCs w:val="22"/>
+        </w:rPr>
+        <w:t>ondays</w:t>
+      </w:r>
+      <w:r>
+        <w:rPr>
+          <w:rFonts w:ascii="Arial" w:hAnsi="Arial" w:cs="Arial"/>
+          <w:color w:val="000000"/>
+          <w:sz w:val="22"/>
+          <w:szCs w:val="22"/>
+        </w:rPr>
+        <w:t> </w:t>
+      </w:r>
+      <w:r>
+        <w:rPr>
+          <w:rFonts w:ascii="Arial" w:hAnsi="Arial" w:cs="Arial"/>
+          <w:color w:val="000000"/>
+          <w:sz w:val="22"/>
+          <w:szCs w:val="22"/>
+          <w:shd w:val="clear" w:color="auto" w:fill="FFFFFF"/>
+        </w:rPr>
+        <w:t>11:00am - 12:00pm</w:t>
+      </w:r>
+      <w:r>
+        <w:rPr>
+          <w:rStyle w:val="xapple-converted-space"/>
+          <w:rFonts w:ascii="Arial" w:hAnsi="Arial" w:cs="Arial"/>
+          <w:color w:val="000000"/>
+          <w:sz w:val="22"/>
+          <w:szCs w:val="22"/>
+          <w:shd w:val="clear" w:color="auto" w:fill="FFFFFF"/>
+        </w:rPr>
+        <w:t> </w:t>
+      </w:r>
+      <w:r>
+        <w:rPr>
+          <w:rStyle w:val="xapple-converted-space"/>
+          <w:rFonts w:ascii="Arial" w:hAnsi="Arial" w:cs="Arial"/>
+          <w:color w:val="000000"/>
+          <w:sz w:val="22"/>
+          <w:szCs w:val="22"/>
+          <w:shd w:val="clear" w:color="auto" w:fill="FFFFFF"/>
+        </w:rPr>
+        <w:t>[Medical Science Center 1335P]</w:t>
+      </w:r>
+    </w:p>
+    <w:p>
+      <w:pPr>
+        <w:pStyle w:val="xmsonormal"/>
+        <w:spacing w:before="0" w:beforeAutospacing="0" w:after="0" w:afterAutospacing="0"/>
+        <w:rPr>
+          <w:rStyle w:val="Aucun"/>
+          <w:rFonts w:ascii="Arial" w:hAnsi="Arial" w:cs="Arial"/>
+          <w:color w:val="000000"/>
+          <w:sz w:val="22"/>
+          <w:szCs w:val="22"/>
+        </w:rPr>
+      </w:pPr>
+      <w:r>
+        <w:rPr>
+          <w:rFonts w:ascii="Arial" w:hAnsi="Arial" w:cs="Arial"/>
+          <w:color w:val="000000"/>
+          <w:sz w:val="22"/>
+          <w:szCs w:val="22"/>
+          <w:shd w:val="clear" w:color="auto" w:fill="FFFFFF"/>
+        </w:rPr>
+        <w:t>W</w:t>
+      </w:r>
+      <w:r>
+        <w:rPr>
+          <w:rFonts w:ascii="Arial" w:hAnsi="Arial" w:cs="Arial"/>
+          <w:color w:val="000000"/>
+          <w:sz w:val="22"/>
+          <w:szCs w:val="22"/>
+          <w:shd w:val="clear" w:color="auto" w:fill="FFFFFF"/>
+        </w:rPr>
+        <w:t>ednesdays</w:t>
+      </w:r>
+      <w:r>
+        <w:rPr>
+          <w:rFonts w:ascii="Arial" w:hAnsi="Arial" w:cs="Arial"/>
+          <w:color w:val="000000"/>
+          <w:sz w:val="22"/>
+          <w:szCs w:val="22"/>
+          <w:shd w:val="clear" w:color="auto" w:fill="FFFFFF"/>
+        </w:rPr>
+        <w:t xml:space="preserve"> 4:00 - 5:00 pm</w:t>
+      </w:r>
+      <w:r>
+        <w:rPr>
+          <w:rStyle w:val="apple-converted-space"/>
+          <w:rFonts w:ascii="Arial" w:hAnsi="Arial" w:cs="Arial"/>
+          <w:color w:val="000000"/>
+          <w:sz w:val="22"/>
+          <w:szCs w:val="22"/>
+          <w:shd w:val="clear" w:color="auto" w:fill="FFFFFF"/>
+        </w:rPr>
+        <w:t> </w:t>
+      </w:r>
+      <w:r>
+        <w:rPr>
+          <w:rStyle w:val="apple-converted-space"/>
+          <w:rFonts w:ascii="Arial" w:hAnsi="Arial" w:cs="Arial"/>
+          <w:color w:val="000000"/>
+          <w:sz w:val="22"/>
+          <w:szCs w:val="22"/>
+          <w:shd w:val="clear" w:color="auto" w:fill="FFFFFF"/>
+        </w:rPr>
+        <w:t>[Medical Science Center 1335P]</w:t>
+      </w:r>
+    </w:p>
+    <w:p>
+      <w:pPr>
         <w:pStyle w:val="Titre2"/>
         <w:rPr>
           <w:rFonts w:ascii="Arial" w:hAnsi="Arial" w:cs="Arial"/>
@@ -1513,6 +1727,7 @@
           <w:sz w:val="22"/>
           <w:szCs w:val="22"/>
         </w:rPr>
+        <w:lastRenderedPageBreak/>
         <w:t>Course Learning Outcomes</w:t>
       </w:r>
     </w:p>
@@ -1657,7 +1872,7 @@
                     <pic:cNvPicPr/>
                   </pic:nvPicPr>
                   <pic:blipFill>
-                    <a:blip r:embed="rId11">
+                    <a:blip r:embed="rId13">
                       <a:extLst>
                         <a:ext uri="{28A0092B-C50C-407E-A947-70E740481C1C}">
                           <a14:useLocalDpi xmlns:a14="http://schemas.microsoft.com/office/drawing/2010/main" val="0"/>
@@ -2011,7 +2226,7 @@
           <w:szCs w:val="22"/>
         </w:rPr>
       </w:pPr>
-      <w:hyperlink r:id="rId12" w:history="1">
+      <w:hyperlink r:id="rId14" w:history="1">
         <w:r>
           <w:rPr>
             <w:rStyle w:val="Hyperlink"/>
@@ -2089,7 +2304,7 @@
           <w:color w:val="262626" w:themeColor="text1" w:themeTint="D9"/>
         </w:rPr>
       </w:pPr>
-      <w:hyperlink r:id="rId13" w:history="1">
+      <w:hyperlink r:id="rId15" w:history="1">
         <w:r>
           <w:rPr>
             <w:rStyle w:val="Hyperlink2"/>
@@ -2111,7 +2326,7 @@
           <w:color w:val="262626" w:themeColor="text1" w:themeTint="D9"/>
         </w:rPr>
       </w:pPr>
-      <w:hyperlink r:id="rId14" w:history="1">
+      <w:hyperlink r:id="rId16" w:history="1">
         <w:r>
           <w:rPr>
             <w:rStyle w:val="Hyperlink2"/>
@@ -2132,7 +2347,7 @@
           <w:color w:val="262626" w:themeColor="text1" w:themeTint="D9"/>
         </w:rPr>
       </w:pPr>
-      <w:hyperlink r:id="rId15" w:history="1">
+      <w:hyperlink r:id="rId17" w:history="1">
         <w:r>
           <w:rPr>
             <w:rStyle w:val="Lien"/>
@@ -2179,6 +2394,7 @@
             <w14:bevel/>
           </w14:textOutline>
         </w:rPr>
+        <w:lastRenderedPageBreak/>
         <w:drawing>
           <wp:anchor distT="0" distB="0" distL="114300" distR="114300" simplePos="0" relativeHeight="251661312" behindDoc="0" locked="0" layoutInCell="1" allowOverlap="1" wp14:anchorId="45E91575" wp14:editId="508CD88B">
             <wp:simplePos x="0" y="0"/>
@@ -2203,7 +2419,7 @@
                     <pic:cNvPicPr/>
                   </pic:nvPicPr>
                   <pic:blipFill>
-                    <a:blip r:embed="rId16" cstate="print">
+                    <a:blip r:embed="rId18" cstate="print">
                       <a:extLst>
                         <a:ext uri="{28A0092B-C50C-407E-A947-70E740481C1C}">
                           <a14:useLocalDpi xmlns:a14="http://schemas.microsoft.com/office/drawing/2010/main" val="0"/>
@@ -2245,7 +2461,7 @@
         </w:rPr>
         <w:t xml:space="preserve">Campus provides students with </w:t>
       </w:r>
-      <w:hyperlink r:id="rId17" w:history="1">
+      <w:hyperlink r:id="rId19" w:history="1">
         <w:r>
           <w:rPr>
             <w:rStyle w:val="Lien"/>
@@ -2920,7 +3136,23 @@
           <w:rFonts w:cs="Arial"/>
           <w:color w:val="262626" w:themeColor="text1" w:themeTint="D9"/>
         </w:rPr>
-        <w:t>Two midterm exams will take place on</w:t>
+        <w:t xml:space="preserve">Two midterm exams will take place </w:t>
+      </w:r>
+      <w:r>
+        <w:rPr>
+          <w:rStyle w:val="PageNumber"/>
+          <w:rFonts w:cs="Arial"/>
+          <w:color w:val="262626" w:themeColor="text1" w:themeTint="D9"/>
+        </w:rPr>
+        <w:t xml:space="preserve">in class </w:t>
+      </w:r>
+      <w:r>
+        <w:rPr>
+          <w:rStyle w:val="PageNumber"/>
+          <w:rFonts w:cs="Arial"/>
+          <w:color w:val="262626" w:themeColor="text1" w:themeTint="D9"/>
+        </w:rPr>
+        <w:t>on</w:t>
       </w:r>
       <w:r>
         <w:rPr>
@@ -3257,23 +3489,18 @@
       </w:pPr>
       <w:r>
         <w:rPr>
-          <w:rFonts w:cs="Arial"/>
+          <w:rFonts w:ascii="Arial" w:hAnsi="Arial" w:cs="Arial"/>
           <w:noProof/>
           <w:color w:val="262626" w:themeColor="text1" w:themeTint="D9"/>
-        </w:rPr>
+          <w:sz w:val="22"/>
+          <w:szCs w:val="22"/>
+        </w:rPr>
+        <w:lastRenderedPageBreak/>
         <w:drawing>
-          <wp:anchor distT="0" distB="0" distL="114300" distR="114300" simplePos="0" relativeHeight="251662336" behindDoc="0" locked="0" layoutInCell="1" allowOverlap="1" wp14:anchorId="3DD5EAF9" wp14:editId="3E9C7DB6">
-            <wp:simplePos x="0" y="0"/>
-            <wp:positionH relativeFrom="margin">
-              <wp:posOffset>-1510665</wp:posOffset>
-            </wp:positionH>
-            <wp:positionV relativeFrom="margin">
-              <wp:posOffset>3815715</wp:posOffset>
-            </wp:positionV>
-            <wp:extent cx="8735060" cy="1247775"/>
-            <wp:effectExtent l="0" t="0" r="0" b="0"/>
-            <wp:wrapSquare wrapText="bothSides"/>
-            <wp:docPr id="4" name="Picture 4" descr="Graphical user interface, application&#10;&#10;Description automatically generated"/>
+          <wp:inline distT="0" distB="0" distL="0" distR="0" wp14:anchorId="3793BE87" wp14:editId="16E08726">
+            <wp:extent cx="8887783" cy="1269684"/>
+            <wp:effectExtent l="0" t="0" r="0" b="1587"/>
+            <wp:docPr id="1" name="Picture 1" descr="Graphical user interface, application&#10;&#10;Description automatically generated"/>
             <wp:cNvGraphicFramePr>
               <a:graphicFrameLocks xmlns:a="http://schemas.openxmlformats.org/drawingml/2006/main" noChangeAspect="1"/>
             </wp:cNvGraphicFramePr>
@@ -3281,11 +3508,11 @@
               <a:graphicData uri="http://schemas.openxmlformats.org/drawingml/2006/picture">
                 <pic:pic xmlns:pic="http://schemas.openxmlformats.org/drawingml/2006/picture">
                   <pic:nvPicPr>
-                    <pic:cNvPr id="4" name="Picture 4" descr="Graphical user interface, application&#10;&#10;Description automatically generated"/>
+                    <pic:cNvPr id="1" name="Picture 1" descr="Graphical user interface, application&#10;&#10;Description automatically generated"/>
                     <pic:cNvPicPr/>
                   </pic:nvPicPr>
                   <pic:blipFill>
-                    <a:blip r:embed="rId18" cstate="print">
+                    <a:blip r:embed="rId20" cstate="print">
                       <a:extLst>
                         <a:ext uri="{28A0092B-C50C-407E-A947-70E740481C1C}">
                           <a14:useLocalDpi xmlns:a14="http://schemas.microsoft.com/office/drawing/2010/main" val="0"/>
@@ -3299,7 +3526,7 @@
                   <pic:spPr>
                     <a:xfrm rot="16200000">
                       <a:off x="0" y="0"/>
-                      <a:ext cx="8735060" cy="1247775"/>
+                      <a:ext cx="9183600" cy="1311944"/>
                     </a:xfrm>
                     <a:prstGeom prst="rect">
                       <a:avLst/>
@@ -3308,13 +3535,15 @@
                 </pic:pic>
               </a:graphicData>
             </a:graphic>
-          </wp:anchor>
+          </wp:inline>
         </w:drawing>
       </w:r>
       <w:r>
         <w:rPr>
-          <w:rFonts w:cs="Arial"/>
-          <w:color w:val="262626" w:themeColor="text1" w:themeTint="D9"/>
+          <w:rFonts w:ascii="Arial" w:hAnsi="Arial" w:cs="Arial"/>
+          <w:color w:val="262626" w:themeColor="text1" w:themeTint="D9"/>
+          <w:sz w:val="22"/>
+          <w:szCs w:val="22"/>
         </w:rPr>
         <w:br w:type="page"/>
       </w:r>
@@ -3616,27 +3845,13 @@
                 <w:color w:val="262626" w:themeColor="text1" w:themeTint="D9"/>
               </w:rPr>
             </w:pPr>
-            <w:hyperlink r:id="rId19" w:history="1">
+            <w:hyperlink r:id="rId21" w:history="1">
               <w:r>
                 <w:rPr>
                   <w:rStyle w:val="Lien"/>
                   <w:color w:val="262626" w:themeColor="text1" w:themeTint="D9"/>
                 </w:rPr>
-                <w:t>Fundamentals of Data Visualizat</w:t>
-              </w:r>
-              <w:r>
-                <w:rPr>
-                  <w:rStyle w:val="Lien"/>
-                  <w:color w:val="262626" w:themeColor="text1" w:themeTint="D9"/>
-                </w:rPr>
-                <w:t>i</w:t>
-              </w:r>
-              <w:r>
-                <w:rPr>
-                  <w:rStyle w:val="Lien"/>
-                  <w:color w:val="262626" w:themeColor="text1" w:themeTint="D9"/>
-                </w:rPr>
-                <w:t>on: Chapters 2</w:t>
+                <w:t>Fundamentals of Data Visualization: Chapters 2</w:t>
               </w:r>
             </w:hyperlink>
           </w:p>
@@ -3651,7 +3866,7 @@
                 <w:color w:val="262626" w:themeColor="text1" w:themeTint="D9"/>
               </w:rPr>
             </w:pPr>
-            <w:hyperlink r:id="rId20" w:history="1">
+            <w:hyperlink r:id="rId22" w:history="1">
               <w:r>
                 <w:rPr>
                   <w:rStyle w:val="Lien"/>
@@ -3687,7 +3902,7 @@
               </w:rPr>
               <w:t> </w:t>
             </w:r>
-            <w:hyperlink r:id="rId21" w:history="1">
+            <w:hyperlink r:id="rId23" w:history="1">
               <w:r>
                 <w:rPr>
                   <w:rStyle w:val="Hyperlink3"/>
@@ -3814,7 +4029,7 @@
                 <w:color w:val="262626" w:themeColor="text1" w:themeTint="D9"/>
               </w:rPr>
             </w:pPr>
-            <w:hyperlink r:id="rId22" w:history="1">
+            <w:hyperlink r:id="rId24" w:history="1">
               <w:r>
                 <w:rPr>
                   <w:rStyle w:val="Lien"/>
@@ -3835,7 +4050,7 @@
                 <w:color w:val="262626" w:themeColor="text1" w:themeTint="D9"/>
               </w:rPr>
             </w:pPr>
-            <w:hyperlink r:id="rId23" w:history="1">
+            <w:hyperlink r:id="rId25" w:history="1">
               <w:r>
                 <w:rPr>
                   <w:rStyle w:val="Hyperlink3"/>
@@ -3966,7 +4181,7 @@
                 <w:color w:val="262626" w:themeColor="text1" w:themeTint="D9"/>
               </w:rPr>
             </w:pPr>
-            <w:hyperlink r:id="rId24" w:history="1">
+            <w:hyperlink r:id="rId26" w:history="1">
               <w:r>
                 <w:rPr>
                   <w:rStyle w:val="Lien"/>
@@ -3987,7 +4202,7 @@
                 <w:color w:val="262626" w:themeColor="text1" w:themeTint="D9"/>
               </w:rPr>
             </w:pPr>
-            <w:hyperlink r:id="rId25" w:history="1">
+            <w:hyperlink r:id="rId27" w:history="1">
               <w:r>
                 <w:rPr>
                   <w:rStyle w:val="Lien"/>
@@ -4117,7 +4332,7 @@
                 <w:color w:val="262626" w:themeColor="text1" w:themeTint="D9"/>
               </w:rPr>
             </w:pPr>
-            <w:hyperlink r:id="rId26" w:history="1">
+            <w:hyperlink r:id="rId28" w:history="1">
               <w:r>
                 <w:rPr>
                   <w:rStyle w:val="Hyperlink3"/>
@@ -4139,7 +4354,7 @@
                 <w:color w:val="262626" w:themeColor="text1" w:themeTint="D9"/>
               </w:rPr>
             </w:pPr>
-            <w:hyperlink r:id="rId27" w:history="1">
+            <w:hyperlink r:id="rId29" w:history="1">
               <w:r>
                 <w:rPr>
                   <w:rStyle w:val="Lien"/>
@@ -4167,7 +4382,7 @@
               </w:rPr>
               <w:t xml:space="preserve">Optional: </w:t>
             </w:r>
-            <w:hyperlink r:id="rId28" w:history="1">
+            <w:hyperlink r:id="rId30" w:history="1">
               <w:r>
                 <w:rPr>
                   <w:rStyle w:val="Hyperlink4"/>
@@ -4301,7 +4516,7 @@
                 <w:color w:val="262626" w:themeColor="text1" w:themeTint="D9"/>
               </w:rPr>
             </w:pPr>
-            <w:hyperlink r:id="rId29" w:anchor="action-graphics" w:history="1">
+            <w:hyperlink r:id="rId31" w:anchor="action-graphics" w:history="1">
               <w:r>
                 <w:rPr>
                   <w:rStyle w:val="Lien"/>
@@ -4322,27 +4537,13 @@
                 <w:color w:val="262626" w:themeColor="text1" w:themeTint="D9"/>
               </w:rPr>
             </w:pPr>
-            <w:hyperlink r:id="rId30" w:history="1">
+            <w:hyperlink r:id="rId32" w:history="1">
               <w:r>
                 <w:rPr>
                   <w:rStyle w:val="Lien"/>
                   <w:color w:val="262626" w:themeColor="text1" w:themeTint="D9"/>
                 </w:rPr>
-                <w:t>Crosstalk tutori</w:t>
-              </w:r>
-              <w:r>
-                <w:rPr>
-                  <w:rStyle w:val="Lien"/>
-                  <w:color w:val="262626" w:themeColor="text1" w:themeTint="D9"/>
-                </w:rPr>
-                <w:t>a</w:t>
-              </w:r>
-              <w:r>
-                <w:rPr>
-                  <w:rStyle w:val="Lien"/>
-                  <w:color w:val="262626" w:themeColor="text1" w:themeTint="D9"/>
-                </w:rPr>
-                <w:t>l</w:t>
+                <w:t>Crosstalk tutorial</w:t>
               </w:r>
             </w:hyperlink>
           </w:p>
@@ -4466,7 +4667,7 @@
                 <w:color w:val="262626" w:themeColor="text1" w:themeTint="D9"/>
               </w:rPr>
             </w:pPr>
-            <w:hyperlink r:id="rId31" w:history="1">
+            <w:hyperlink r:id="rId33" w:history="1">
               <w:r>
                 <w:rPr>
                   <w:rStyle w:val="Hyperlink5"/>
@@ -4599,7 +4800,7 @@
                 <w:color w:val="262626" w:themeColor="text1" w:themeTint="D9"/>
               </w:rPr>
             </w:pPr>
-            <w:hyperlink r:id="rId32" w:history="1">
+            <w:hyperlink r:id="rId34" w:history="1">
               <w:r>
                 <w:rPr>
                   <w:rStyle w:val="Hyperlink5"/>
@@ -4728,7 +4929,7 @@
                 <w:color w:val="262626" w:themeColor="text1" w:themeTint="D9"/>
               </w:rPr>
             </w:pPr>
-            <w:hyperlink r:id="rId33" w:history="1">
+            <w:hyperlink r:id="rId35" w:history="1">
               <w:r>
                 <w:rPr>
                   <w:rStyle w:val="Hyperlink5"/>
@@ -4752,7 +4953,7 @@
                 <w:color w:val="262626" w:themeColor="text1" w:themeTint="D9"/>
               </w:rPr>
             </w:pPr>
-            <w:hyperlink r:id="rId34" w:history="1">
+            <w:hyperlink r:id="rId36" w:history="1">
               <w:r>
                 <w:rPr>
                   <w:rStyle w:val="Hyperlink5"/>
@@ -4881,7 +5082,7 @@
                 <w:color w:val="262626" w:themeColor="text1" w:themeTint="D9"/>
               </w:rPr>
             </w:pPr>
-            <w:hyperlink r:id="rId35" w:history="1">
+            <w:hyperlink r:id="rId37" w:history="1">
               <w:r>
                 <w:rPr>
                   <w:rStyle w:val="Hyperlink5"/>
@@ -4905,7 +5106,7 @@
                 <w:color w:val="262626" w:themeColor="text1" w:themeTint="D9"/>
               </w:rPr>
             </w:pPr>
-            <w:hyperlink r:id="rId36" w:history="1">
+            <w:hyperlink r:id="rId38" w:history="1">
               <w:r>
                 <w:rPr>
                   <w:rStyle w:val="Hyperlink5"/>
@@ -4929,7 +5130,7 @@
                 <w:color w:val="262626" w:themeColor="text1" w:themeTint="D9"/>
               </w:rPr>
             </w:pPr>
-            <w:hyperlink r:id="rId37" w:history="1">
+            <w:hyperlink r:id="rId39" w:history="1">
               <w:r>
                 <w:rPr>
                   <w:rStyle w:val="Hyperlink5"/>
@@ -5058,7 +5259,7 @@
                 <w:color w:val="262626" w:themeColor="text1" w:themeTint="D9"/>
               </w:rPr>
             </w:pPr>
-            <w:hyperlink r:id="rId38" w:history="1">
+            <w:hyperlink r:id="rId40" w:history="1">
               <w:r>
                 <w:rPr>
                   <w:rStyle w:val="Hyperlink5"/>
@@ -5082,7 +5283,7 @@
                 <w:color w:val="262626" w:themeColor="text1" w:themeTint="D9"/>
               </w:rPr>
             </w:pPr>
-            <w:hyperlink r:id="rId39" w:history="1">
+            <w:hyperlink r:id="rId41" w:history="1">
               <w:r>
                 <w:rPr>
                   <w:rStyle w:val="Hyperlink5"/>
@@ -5128,7 +5329,7 @@
                 <w:color w:val="262626" w:themeColor="text1" w:themeTint="D9"/>
               </w:rPr>
             </w:pPr>
-            <w:hyperlink r:id="rId40" w:history="1">
+            <w:hyperlink r:id="rId42" w:history="1">
               <w:r>
                 <w:rPr>
                   <w:rStyle w:val="Hyperlink5"/>
@@ -5258,7 +5459,7 @@
                 <w:color w:val="262626" w:themeColor="text1" w:themeTint="D9"/>
               </w:rPr>
             </w:pPr>
-            <w:hyperlink r:id="rId41" w:history="1">
+            <w:hyperlink r:id="rId43" w:history="1">
               <w:r>
                 <w:rPr>
                   <w:rStyle w:val="Hyperlink5"/>
@@ -5282,7 +5483,7 @@
                 <w:color w:val="262626" w:themeColor="text1" w:themeTint="D9"/>
               </w:rPr>
             </w:pPr>
-            <w:hyperlink r:id="rId42" w:history="1">
+            <w:hyperlink r:id="rId44" w:history="1">
               <w:r>
                 <w:rPr>
                   <w:rStyle w:val="Hyperlink5"/>
@@ -5411,7 +5612,7 @@
                 <w:color w:val="262626" w:themeColor="text1" w:themeTint="D9"/>
               </w:rPr>
             </w:pPr>
-            <w:hyperlink r:id="rId43" w:history="1">
+            <w:hyperlink r:id="rId45" w:history="1">
               <w:r>
                 <w:rPr>
                   <w:rStyle w:val="Hyperlink5"/>
@@ -5435,7 +5636,7 @@
                 <w:color w:val="262626" w:themeColor="text1" w:themeTint="D9"/>
               </w:rPr>
             </w:pPr>
-            <w:hyperlink r:id="rId44" w:history="1">
+            <w:hyperlink r:id="rId46" w:history="1">
               <w:r>
                 <w:rPr>
                   <w:rStyle w:val="Hyperlink5"/>
@@ -5572,7 +5773,7 @@
               </w:rPr>
               <w:t> </w:t>
             </w:r>
-            <w:hyperlink r:id="rId45" w:history="1">
+            <w:hyperlink r:id="rId47" w:history="1">
               <w:r>
                 <w:rPr>
                   <w:rStyle w:val="Hyperlink5"/>
@@ -5596,7 +5797,7 @@
                 <w:color w:val="262626" w:themeColor="text1" w:themeTint="D9"/>
               </w:rPr>
             </w:pPr>
-            <w:hyperlink r:id="rId46" w:history="1">
+            <w:hyperlink r:id="rId48" w:history="1">
               <w:r>
                 <w:rPr>
                   <w:rStyle w:val="Hyperlink5"/>
@@ -5627,7 +5828,7 @@
               </w:rPr>
               <w:t xml:space="preserve">Optional: </w:t>
             </w:r>
-            <w:hyperlink r:id="rId47" w:history="1">
+            <w:hyperlink r:id="rId49" w:history="1">
               <w:r>
                 <w:rPr>
                   <w:rStyle w:val="Hyperlink6"/>
@@ -5756,7 +5957,7 @@
                 <w:color w:val="262626" w:themeColor="text1" w:themeTint="D9"/>
               </w:rPr>
             </w:pPr>
-            <w:hyperlink r:id="rId48" w:history="1">
+            <w:hyperlink r:id="rId50" w:history="1">
               <w:r>
                 <w:rPr>
                   <w:rStyle w:val="Hyperlink5"/>
@@ -5780,7 +5981,7 @@
                 <w:color w:val="262626" w:themeColor="text1" w:themeTint="D9"/>
               </w:rPr>
             </w:pPr>
-            <w:hyperlink r:id="rId49" w:history="1">
+            <w:hyperlink r:id="rId51" w:history="1">
               <w:r>
                 <w:rPr>
                   <w:rStyle w:val="Hyperlink5"/>
@@ -5811,7 +6012,7 @@
               </w:rPr>
               <w:t xml:space="preserve">Optional: </w:t>
             </w:r>
-            <w:hyperlink r:id="rId50" w:history="1">
+            <w:hyperlink r:id="rId52" w:history="1">
               <w:r>
                 <w:rPr>
                   <w:rStyle w:val="Hyperlink5"/>
@@ -5927,7 +6128,7 @@
         </w:rPr>
         <w:t>and vets all campus-supported digital tools used to support teaching and learning, to help support success through </w:t>
       </w:r>
-      <w:hyperlink r:id="rId51" w:history="1">
+      <w:hyperlink r:id="rId53" w:history="1">
         <w:r>
           <w:rPr>
             <w:rStyle w:val="Hyperlink7"/>
@@ -5949,7 +6150,7 @@
         </w:rPr>
         <w:t>, and to enable proctoring capabilities. View the university’s full </w:t>
       </w:r>
-      <w:hyperlink r:id="rId52" w:history="1">
+      <w:hyperlink r:id="rId54" w:history="1">
         <w:r>
           <w:rPr>
             <w:rStyle w:val="Hyperlink7"/>
@@ -6032,7 +6233,7 @@
         </w:rPr>
         <w:t xml:space="preserve">View </w:t>
       </w:r>
-      <w:hyperlink r:id="rId53" w:history="1">
+      <w:hyperlink r:id="rId55" w:history="1">
         <w:r>
           <w:rPr>
             <w:rStyle w:val="Hyperlink8"/>
@@ -6226,7 +6427,7 @@
         </w:rPr>
         <w:t xml:space="preserve">UW-Madison uses a digital course evaluation survey tool called </w:t>
       </w:r>
-      <w:hyperlink r:id="rId54" w:history="1">
+      <w:hyperlink r:id="rId56" w:history="1">
         <w:r>
           <w:rPr>
             <w:rStyle w:val="Hyperlink0"/>
@@ -6314,7 +6515,7 @@
         </w:rPr>
         <w:t xml:space="preserve">Rules, </w:t>
       </w:r>
-      <w:hyperlink r:id="rId55" w:anchor="rulesrightsandresponsibilitiestext" w:history="1">
+      <w:hyperlink r:id="rId57" w:anchor="rulesrightsandresponsibilitiestext" w:history="1">
         <w:r>
           <w:rPr>
             <w:rStyle w:val="Lien"/>
@@ -6377,7 +6578,7 @@
           <w:szCs w:val="22"/>
         </w:rPr>
       </w:pPr>
-      <w:hyperlink r:id="rId56" w:history="1">
+      <w:hyperlink r:id="rId58" w:history="1">
         <w:r>
           <w:rPr>
             <w:rStyle w:val="Hyperlink0"/>
@@ -6531,7 +6732,7 @@
         </w:rPr>
         <w:t xml:space="preserve">The University of Wisconsin-Madison supports the right of all enrolled students to a full and equal educational opportunity. The Americans with Disabilities Act (ADA), Wisconsin State Statute (36.12), and UW-Madison policy (Faculty Document 1071) require that students with disabilities be reasonably accommodated in instruction and campus life. Reasonable accommodations for students with disabilities is a shared faculty and student responsibility. Students are expected to inform faculty [me] of their need for instructional accommodations by the end of the third week of the semester, or as soon as possible after a disability has been incurred or recognized. Faculty [I], will work either directly with the student [you] or in coordination with the McBurney Center to identify and provide reasonable instructional accommodations. Disability information, including instructional accommodations as part of a student's educational record, is confidential and protected under FERPA. (See: </w:t>
       </w:r>
-      <w:hyperlink r:id="rId57" w:history="1">
+      <w:hyperlink r:id="rId59" w:history="1">
         <w:r>
           <w:rPr>
             <w:rStyle w:val="Hyperlink0"/>
@@ -6573,7 +6774,7 @@
           <w:szCs w:val="22"/>
         </w:rPr>
       </w:pPr>
-      <w:hyperlink r:id="rId58" w:history="1">
+      <w:hyperlink r:id="rId60" w:history="1">
         <w:r>
           <w:rPr>
             <w:rStyle w:val="Lien"/>
@@ -6638,8 +6839,8 @@
       </w:r>
     </w:p>
     <w:sectPr>
-      <w:headerReference w:type="default" r:id="rId59"/>
-      <w:footerReference w:type="default" r:id="rId60"/>
+      <w:headerReference w:type="default" r:id="rId61"/>
+      <w:footerReference w:type="default" r:id="rId62"/>
       <w:pgSz w:w="12240" w:h="15840"/>
       <w:pgMar w:top="720" w:right="720" w:bottom="720" w:left="720" w:header="720" w:footer="720" w:gutter="0"/>
       <w:pgNumType w:start="1"/>
@@ -11412,7 +11613,7 @@
   <w:num w:numId="5">
     <w:abstractNumId w:val="16"/>
     <w:lvlOverride w:ilvl="0">
-      <w:lvl w:ilvl="0" w:tplc="9EB4E7A6">
+      <w:lvl w:ilvl="0" w:tplc="9A1CB918">
         <w:start w:val="1"/>
         <w:numFmt w:val="bullet"/>
         <w:lvlText w:val="·"/>
@@ -11444,7 +11645,7 @@
       </w:lvl>
     </w:lvlOverride>
     <w:lvlOverride w:ilvl="1">
-      <w:lvl w:ilvl="1" w:tplc="6B2E49B8">
+      <w:lvl w:ilvl="1" w:tplc="65E441FE">
         <w:start w:val="1"/>
         <w:numFmt w:val="bullet"/>
         <w:lvlText w:val="o"/>
@@ -11476,7 +11677,7 @@
       </w:lvl>
     </w:lvlOverride>
     <w:lvlOverride w:ilvl="2">
-      <w:lvl w:ilvl="2" w:tplc="9FA4F004">
+      <w:lvl w:ilvl="2" w:tplc="258A62C0">
         <w:start w:val="1"/>
         <w:numFmt w:val="bullet"/>
         <w:lvlText w:val="▪"/>
@@ -11508,7 +11709,7 @@
       </w:lvl>
     </w:lvlOverride>
     <w:lvlOverride w:ilvl="3">
-      <w:lvl w:ilvl="3" w:tplc="60FE7DDC">
+      <w:lvl w:ilvl="3" w:tplc="FDC05274">
         <w:start w:val="1"/>
         <w:numFmt w:val="bullet"/>
         <w:lvlText w:val="·"/>
@@ -11540,7 +11741,7 @@
       </w:lvl>
     </w:lvlOverride>
     <w:lvlOverride w:ilvl="4">
-      <w:lvl w:ilvl="4" w:tplc="02E6B3A4">
+      <w:lvl w:ilvl="4" w:tplc="7FD21162">
         <w:start w:val="1"/>
         <w:numFmt w:val="bullet"/>
         <w:lvlText w:val="o"/>
@@ -11572,7 +11773,7 @@
       </w:lvl>
     </w:lvlOverride>
     <w:lvlOverride w:ilvl="5">
-      <w:lvl w:ilvl="5" w:tplc="429EF228">
+      <w:lvl w:ilvl="5" w:tplc="3D485B4E">
         <w:start w:val="1"/>
         <w:numFmt w:val="bullet"/>
         <w:lvlText w:val="▪"/>
@@ -11604,7 +11805,7 @@
       </w:lvl>
     </w:lvlOverride>
     <w:lvlOverride w:ilvl="6">
-      <w:lvl w:ilvl="6" w:tplc="7706A186">
+      <w:lvl w:ilvl="6" w:tplc="2098B3A4">
         <w:start w:val="1"/>
         <w:numFmt w:val="bullet"/>
         <w:lvlText w:val="·"/>
@@ -11636,7 +11837,7 @@
       </w:lvl>
     </w:lvlOverride>
     <w:lvlOverride w:ilvl="7">
-      <w:lvl w:ilvl="7" w:tplc="16F4D3F4">
+      <w:lvl w:ilvl="7" w:tplc="2DB4AD0C">
         <w:start w:val="1"/>
         <w:numFmt w:val="bullet"/>
         <w:lvlText w:val="o"/>
@@ -11668,7 +11869,7 @@
       </w:lvl>
     </w:lvlOverride>
     <w:lvlOverride w:ilvl="8">
-      <w:lvl w:ilvl="8" w:tplc="C6A8B8AC">
+      <w:lvl w:ilvl="8" w:tplc="574C6FC8">
         <w:start w:val="1"/>
         <w:numFmt w:val="bullet"/>
         <w:lvlText w:val="▪"/>
@@ -11703,7 +11904,7 @@
   <w:num w:numId="6">
     <w:abstractNumId w:val="16"/>
     <w:lvlOverride w:ilvl="0">
-      <w:lvl w:ilvl="0" w:tplc="9EB4E7A6">
+      <w:lvl w:ilvl="0" w:tplc="9A1CB918">
         <w:start w:val="1"/>
         <w:numFmt w:val="bullet"/>
         <w:lvlText w:val="·"/>
@@ -11735,7 +11936,7 @@
       </w:lvl>
     </w:lvlOverride>
     <w:lvlOverride w:ilvl="1">
-      <w:lvl w:ilvl="1" w:tplc="6B2E49B8">
+      <w:lvl w:ilvl="1" w:tplc="65E441FE">
         <w:start w:val="1"/>
         <w:numFmt w:val="bullet"/>
         <w:lvlText w:val="o"/>
@@ -11767,7 +11968,7 @@
       </w:lvl>
     </w:lvlOverride>
     <w:lvlOverride w:ilvl="2">
-      <w:lvl w:ilvl="2" w:tplc="9FA4F004">
+      <w:lvl w:ilvl="2" w:tplc="258A62C0">
         <w:start w:val="1"/>
         <w:numFmt w:val="bullet"/>
         <w:lvlText w:val="▪"/>
@@ -11799,7 +12000,7 @@
       </w:lvl>
     </w:lvlOverride>
     <w:lvlOverride w:ilvl="3">
-      <w:lvl w:ilvl="3" w:tplc="60FE7DDC">
+      <w:lvl w:ilvl="3" w:tplc="FDC05274">
         <w:start w:val="1"/>
         <w:numFmt w:val="bullet"/>
         <w:lvlText w:val="·"/>
@@ -11831,7 +12032,7 @@
       </w:lvl>
     </w:lvlOverride>
     <w:lvlOverride w:ilvl="4">
-      <w:lvl w:ilvl="4" w:tplc="02E6B3A4">
+      <w:lvl w:ilvl="4" w:tplc="7FD21162">
         <w:start w:val="1"/>
         <w:numFmt w:val="bullet"/>
         <w:lvlText w:val="o"/>
@@ -11863,7 +12064,7 @@
       </w:lvl>
     </w:lvlOverride>
     <w:lvlOverride w:ilvl="5">
-      <w:lvl w:ilvl="5" w:tplc="429EF228">
+      <w:lvl w:ilvl="5" w:tplc="3D485B4E">
         <w:start w:val="1"/>
         <w:numFmt w:val="bullet"/>
         <w:lvlText w:val="▪"/>
@@ -11895,7 +12096,7 @@
       </w:lvl>
     </w:lvlOverride>
     <w:lvlOverride w:ilvl="6">
-      <w:lvl w:ilvl="6" w:tplc="7706A186">
+      <w:lvl w:ilvl="6" w:tplc="2098B3A4">
         <w:start w:val="1"/>
         <w:numFmt w:val="bullet"/>
         <w:lvlText w:val="·"/>
@@ -11927,7 +12128,7 @@
       </w:lvl>
     </w:lvlOverride>
     <w:lvlOverride w:ilvl="7">
-      <w:lvl w:ilvl="7" w:tplc="16F4D3F4">
+      <w:lvl w:ilvl="7" w:tplc="2DB4AD0C">
         <w:start w:val="1"/>
         <w:numFmt w:val="bullet"/>
         <w:lvlText w:val="o"/>
@@ -11959,7 +12160,7 @@
       </w:lvl>
     </w:lvlOverride>
     <w:lvlOverride w:ilvl="8">
-      <w:lvl w:ilvl="8" w:tplc="C6A8B8AC">
+      <w:lvl w:ilvl="8" w:tplc="574C6FC8">
         <w:start w:val="1"/>
         <w:numFmt w:val="bullet"/>
         <w:lvlText w:val="▪"/>
@@ -13573,6 +13774,48 @@
     <w:rPr>
       <w:color w:val="605E5C"/>
       <w:shd w:val="clear" w:color="auto" w:fill="E1DFDD"/>
+    </w:rPr>
+  </w:style>
+  <w:style w:type="paragraph" w:customStyle="1" w:styleId="xmsonormal">
+    <w:name w:val="x_msonormal"/>
+    <w:basedOn w:val="Normal"/>
+    <w:rsid w:val="006055A1"/>
+    <w:pPr>
+      <w:pBdr>
+        <w:top w:val="none" w:sz="0" w:space="0" w:color="auto"/>
+        <w:left w:val="none" w:sz="0" w:space="0" w:color="auto"/>
+        <w:bottom w:val="none" w:sz="0" w:space="0" w:color="auto"/>
+        <w:right w:val="none" w:sz="0" w:space="0" w:color="auto"/>
+        <w:between w:val="none" w:sz="0" w:space="0" w:color="auto"/>
+        <w:bar w:val="none" w:sz="0" w:color="auto"/>
+      </w:pBdr>
+      <w:spacing w:before="100" w:beforeAutospacing="1" w:after="100" w:afterAutospacing="1"/>
+    </w:pPr>
+    <w:rPr>
+      <w:rFonts w:eastAsia="Times New Roman"/>
+      <w:bdr w:val="none" w:sz="0" w:space="0" w:color="auto"/>
+    </w:rPr>
+  </w:style>
+  <w:style w:type="character" w:customStyle="1" w:styleId="xapple-converted-space">
+    <w:name w:val="x_apple-converted-space"/>
+    <w:basedOn w:val="DefaultParagraphFont"/>
+    <w:rsid w:val="006055A1"/>
+  </w:style>
+  <w:style w:type="character" w:customStyle="1" w:styleId="apple-converted-space">
+    <w:name w:val="apple-converted-space"/>
+    <w:basedOn w:val="DefaultParagraphFont"/>
+    <w:rsid w:val="006055A1"/>
+  </w:style>
+  <w:style w:type="character" w:styleId="FollowedHyperlink">
+    <w:name w:val="FollowedHyperlink"/>
+    <w:basedOn w:val="DefaultParagraphFont"/>
+    <w:uiPriority w:val="99"/>
+    <w:semiHidden/>
+    <w:unhideWhenUsed/>
+    <w:rsid w:val="007573B6"/>
+    <w:rPr>
+      <w:color w:val="FF00FF" w:themeColor="followedHyperlink"/>
+      <w:u w:val="single"/>
     </w:rPr>
   </w:style>
 </w:styles>

--- a/syllabus/syllabus.docx
+++ b/syllabus/syllabus.docx
@@ -1128,29 +1128,7 @@
             <w:szCs w:val="22"/>
             <w:u w:val="none"/>
           </w:rPr>
-          <w:t>Zo</w:t>
-        </w:r>
-        <w:r>
-          <w:rPr>
-            <w:rStyle w:val="Hyperlink"/>
-            <w:rFonts w:ascii="Arial" w:hAnsi="Arial" w:cs="Arial"/>
-            <w:color w:val="262626" w:themeColor="text1" w:themeTint="D9"/>
-            <w:sz w:val="22"/>
-            <w:szCs w:val="22"/>
-            <w:u w:val="none"/>
-          </w:rPr>
-          <w:t>o</w:t>
-        </w:r>
-        <w:r>
-          <w:rPr>
-            <w:rStyle w:val="Hyperlink"/>
-            <w:rFonts w:ascii="Arial" w:hAnsi="Arial" w:cs="Arial"/>
-            <w:color w:val="262626" w:themeColor="text1" w:themeTint="D9"/>
-            <w:sz w:val="22"/>
-            <w:szCs w:val="22"/>
-            <w:u w:val="none"/>
-          </w:rPr>
-          <w:t>m</w:t>
+          <w:t>Zoom</w:t>
         </w:r>
       </w:hyperlink>
       <w:r>
@@ -1305,7 +1283,7 @@
             <w:sz w:val="22"/>
             <w:szCs w:val="22"/>
           </w:rPr>
-          <w:t>cjiang7@wisc.edu</w:t>
+          <w:t>cjiang77@wisc.edu</w:t>
         </w:r>
       </w:hyperlink>
       <w:r>
@@ -1347,27 +1325,7 @@
             <w:szCs w:val="22"/>
             <w:u w:val="none"/>
           </w:rPr>
-          <w:t>Zo</w:t>
-        </w:r>
-        <w:r>
-          <w:rPr>
-            <w:rStyle w:val="Hyperlink"/>
-            <w:rFonts w:ascii="Arial" w:hAnsi="Arial" w:cs="Arial"/>
-            <w:sz w:val="22"/>
-            <w:szCs w:val="22"/>
-            <w:u w:val="none"/>
-          </w:rPr>
-          <w:t>o</w:t>
-        </w:r>
-        <w:r>
-          <w:rPr>
-            <w:rStyle w:val="Hyperlink"/>
-            <w:rFonts w:ascii="Arial" w:hAnsi="Arial" w:cs="Arial"/>
-            <w:sz w:val="22"/>
-            <w:szCs w:val="22"/>
-            <w:u w:val="none"/>
-          </w:rPr>
-          <w:t>m</w:t>
+          <w:t>Zoom</w:t>
         </w:r>
       </w:hyperlink>
       <w:r>
@@ -2219,7 +2177,7 @@
       <w:pPr>
         <w:pStyle w:val="Corps"/>
         <w:rPr>
-          <w:rStyle w:val="Aucun"/>
+          <w:rStyle w:val="Hyperlink"/>
           <w:rFonts w:ascii="Arial" w:hAnsi="Arial" w:cs="Arial"/>
           <w:color w:val="262626" w:themeColor="text1" w:themeTint="D9"/>
           <w:sz w:val="22"/>
@@ -2241,6 +2199,61 @@
     </w:p>
     <w:p>
       <w:pPr>
+        <w:pStyle w:val="Corps"/>
+        <w:jc w:val="both"/>
+        <w:rPr>
+          <w:rStyle w:val="Aucun"/>
+          <w:rFonts w:ascii="Arial" w:hAnsi="Arial" w:cs="Arial"/>
+          <w:color w:val="262626" w:themeColor="text1" w:themeTint="D9"/>
+          <w:sz w:val="22"/>
+          <w:szCs w:val="22"/>
+        </w:rPr>
+      </w:pPr>
+      <w:hyperlink r:id="rId15" w:history="1">
+        <w:r>
+          <w:rPr>
+            <w:rStyle w:val="Hyperlink"/>
+            <w:rFonts w:ascii="Arial" w:hAnsi="Arial" w:cs="Arial"/>
+            <w:sz w:val="22"/>
+            <w:szCs w:val="22"/>
+          </w:rPr>
+          <w:t>https://piazza.com/class/kyrso4b95ax1d6</w:t>
+        </w:r>
+      </w:hyperlink>
+      <w:r>
+        <w:rPr>
+          <w:rStyle w:val="Aucun"/>
+          <w:rFonts w:ascii="Arial" w:hAnsi="Arial" w:cs="Arial"/>
+          <w:color w:val="262626" w:themeColor="text1" w:themeTint="D9"/>
+          <w:sz w:val="22"/>
+          <w:szCs w:val="22"/>
+        </w:rPr>
+        <w:t xml:space="preserve"> (sign-up </w:t>
+      </w:r>
+      <w:hyperlink r:id="rId16" w:history="1">
+        <w:r>
+          <w:rPr>
+            <w:rStyle w:val="Hyperlink"/>
+            <w:rFonts w:ascii="Arial" w:hAnsi="Arial" w:cs="Arial"/>
+            <w:sz w:val="22"/>
+            <w:szCs w:val="22"/>
+          </w:rPr>
+          <w:t>link</w:t>
+        </w:r>
+      </w:hyperlink>
+      <w:r>
+        <w:rPr>
+          <w:rStyle w:val="Aucun"/>
+          <w:rFonts w:ascii="Arial" w:hAnsi="Arial" w:cs="Arial"/>
+          <w:color w:val="262626" w:themeColor="text1" w:themeTint="D9"/>
+          <w:sz w:val="22"/>
+          <w:szCs w:val="22"/>
+        </w:rPr>
+        <w:t>)</w:t>
+      </w:r>
+    </w:p>
+    <w:p>
+      <w:pPr>
         <w:pStyle w:val="ListParagraph"/>
         <w:spacing w:line="240" w:lineRule="auto"/>
         <w:rPr>
@@ -2304,7 +2317,7 @@
           <w:color w:val="262626" w:themeColor="text1" w:themeTint="D9"/>
         </w:rPr>
       </w:pPr>
-      <w:hyperlink r:id="rId15" w:history="1">
+      <w:hyperlink r:id="rId17" w:history="1">
         <w:r>
           <w:rPr>
             <w:rStyle w:val="Hyperlink2"/>
@@ -2326,7 +2339,7 @@
           <w:color w:val="262626" w:themeColor="text1" w:themeTint="D9"/>
         </w:rPr>
       </w:pPr>
-      <w:hyperlink r:id="rId16" w:history="1">
+      <w:hyperlink r:id="rId18" w:history="1">
         <w:r>
           <w:rPr>
             <w:rStyle w:val="Hyperlink2"/>
@@ -2347,7 +2360,7 @@
           <w:color w:val="262626" w:themeColor="text1" w:themeTint="D9"/>
         </w:rPr>
       </w:pPr>
-      <w:hyperlink r:id="rId17" w:history="1">
+      <w:hyperlink r:id="rId19" w:history="1">
         <w:r>
           <w:rPr>
             <w:rStyle w:val="Lien"/>
@@ -2419,7 +2432,7 @@
                     <pic:cNvPicPr/>
                   </pic:nvPicPr>
                   <pic:blipFill>
-                    <a:blip r:embed="rId18" cstate="print">
+                    <a:blip r:embed="rId20" cstate="print">
                       <a:extLst>
                         <a:ext uri="{28A0092B-C50C-407E-A947-70E740481C1C}">
                           <a14:useLocalDpi xmlns:a14="http://schemas.microsoft.com/office/drawing/2010/main" val="0"/>
@@ -2461,7 +2474,7 @@
         </w:rPr>
         <w:t xml:space="preserve">Campus provides students with </w:t>
       </w:r>
-      <w:hyperlink r:id="rId19" w:history="1">
+      <w:hyperlink r:id="rId21" w:history="1">
         <w:r>
           <w:rPr>
             <w:rStyle w:val="Lien"/>
@@ -3512,7 +3525,7 @@
                     <pic:cNvPicPr/>
                   </pic:nvPicPr>
                   <pic:blipFill>
-                    <a:blip r:embed="rId20" cstate="print">
+                    <a:blip r:embed="rId22" cstate="print">
                       <a:extLst>
                         <a:ext uri="{28A0092B-C50C-407E-A947-70E740481C1C}">
                           <a14:useLocalDpi xmlns:a14="http://schemas.microsoft.com/office/drawing/2010/main" val="0"/>
@@ -3845,7 +3858,7 @@
                 <w:color w:val="262626" w:themeColor="text1" w:themeTint="D9"/>
               </w:rPr>
             </w:pPr>
-            <w:hyperlink r:id="rId21" w:history="1">
+            <w:hyperlink r:id="rId23" w:history="1">
               <w:r>
                 <w:rPr>
                   <w:rStyle w:val="Lien"/>
@@ -3866,7 +3879,7 @@
                 <w:color w:val="262626" w:themeColor="text1" w:themeTint="D9"/>
               </w:rPr>
             </w:pPr>
-            <w:hyperlink r:id="rId22" w:history="1">
+            <w:hyperlink r:id="rId24" w:history="1">
               <w:r>
                 <w:rPr>
                   <w:rStyle w:val="Lien"/>
@@ -3902,7 +3915,7 @@
               </w:rPr>
               <w:t> </w:t>
             </w:r>
-            <w:hyperlink r:id="rId23" w:history="1">
+            <w:hyperlink r:id="rId25" w:history="1">
               <w:r>
                 <w:rPr>
                   <w:rStyle w:val="Hyperlink3"/>
@@ -4029,7 +4042,7 @@
                 <w:color w:val="262626" w:themeColor="text1" w:themeTint="D9"/>
               </w:rPr>
             </w:pPr>
-            <w:hyperlink r:id="rId24" w:history="1">
+            <w:hyperlink r:id="rId26" w:history="1">
               <w:r>
                 <w:rPr>
                   <w:rStyle w:val="Lien"/>
@@ -4050,7 +4063,7 @@
                 <w:color w:val="262626" w:themeColor="text1" w:themeTint="D9"/>
               </w:rPr>
             </w:pPr>
-            <w:hyperlink r:id="rId25" w:history="1">
+            <w:hyperlink r:id="rId27" w:history="1">
               <w:r>
                 <w:rPr>
                   <w:rStyle w:val="Hyperlink3"/>
@@ -4181,7 +4194,7 @@
                 <w:color w:val="262626" w:themeColor="text1" w:themeTint="D9"/>
               </w:rPr>
             </w:pPr>
-            <w:hyperlink r:id="rId26" w:history="1">
+            <w:hyperlink r:id="rId28" w:history="1">
               <w:r>
                 <w:rPr>
                   <w:rStyle w:val="Lien"/>
@@ -4202,7 +4215,7 @@
                 <w:color w:val="262626" w:themeColor="text1" w:themeTint="D9"/>
               </w:rPr>
             </w:pPr>
-            <w:hyperlink r:id="rId27" w:history="1">
+            <w:hyperlink r:id="rId29" w:history="1">
               <w:r>
                 <w:rPr>
                   <w:rStyle w:val="Lien"/>
@@ -4332,7 +4345,7 @@
                 <w:color w:val="262626" w:themeColor="text1" w:themeTint="D9"/>
               </w:rPr>
             </w:pPr>
-            <w:hyperlink r:id="rId28" w:history="1">
+            <w:hyperlink r:id="rId30" w:history="1">
               <w:r>
                 <w:rPr>
                   <w:rStyle w:val="Hyperlink3"/>
@@ -4354,7 +4367,7 @@
                 <w:color w:val="262626" w:themeColor="text1" w:themeTint="D9"/>
               </w:rPr>
             </w:pPr>
-            <w:hyperlink r:id="rId29" w:history="1">
+            <w:hyperlink r:id="rId31" w:history="1">
               <w:r>
                 <w:rPr>
                   <w:rStyle w:val="Lien"/>
@@ -4382,7 +4395,7 @@
               </w:rPr>
               <w:t xml:space="preserve">Optional: </w:t>
             </w:r>
-            <w:hyperlink r:id="rId30" w:history="1">
+            <w:hyperlink r:id="rId32" w:history="1">
               <w:r>
                 <w:rPr>
                   <w:rStyle w:val="Hyperlink4"/>
@@ -4516,7 +4529,7 @@
                 <w:color w:val="262626" w:themeColor="text1" w:themeTint="D9"/>
               </w:rPr>
             </w:pPr>
-            <w:hyperlink r:id="rId31" w:anchor="action-graphics" w:history="1">
+            <w:hyperlink r:id="rId33" w:anchor="action-graphics" w:history="1">
               <w:r>
                 <w:rPr>
                   <w:rStyle w:val="Lien"/>
@@ -4537,7 +4550,7 @@
                 <w:color w:val="262626" w:themeColor="text1" w:themeTint="D9"/>
               </w:rPr>
             </w:pPr>
-            <w:hyperlink r:id="rId32" w:history="1">
+            <w:hyperlink r:id="rId34" w:history="1">
               <w:r>
                 <w:rPr>
                   <w:rStyle w:val="Lien"/>
@@ -4667,7 +4680,7 @@
                 <w:color w:val="262626" w:themeColor="text1" w:themeTint="D9"/>
               </w:rPr>
             </w:pPr>
-            <w:hyperlink r:id="rId33" w:history="1">
+            <w:hyperlink r:id="rId35" w:history="1">
               <w:r>
                 <w:rPr>
                   <w:rStyle w:val="Hyperlink5"/>
@@ -4800,7 +4813,7 @@
                 <w:color w:val="262626" w:themeColor="text1" w:themeTint="D9"/>
               </w:rPr>
             </w:pPr>
-            <w:hyperlink r:id="rId34" w:history="1">
+            <w:hyperlink r:id="rId36" w:history="1">
               <w:r>
                 <w:rPr>
                   <w:rStyle w:val="Hyperlink5"/>
@@ -4929,7 +4942,7 @@
                 <w:color w:val="262626" w:themeColor="text1" w:themeTint="D9"/>
               </w:rPr>
             </w:pPr>
-            <w:hyperlink r:id="rId35" w:history="1">
+            <w:hyperlink r:id="rId37" w:history="1">
               <w:r>
                 <w:rPr>
                   <w:rStyle w:val="Hyperlink5"/>
@@ -4953,7 +4966,7 @@
                 <w:color w:val="262626" w:themeColor="text1" w:themeTint="D9"/>
               </w:rPr>
             </w:pPr>
-            <w:hyperlink r:id="rId36" w:history="1">
+            <w:hyperlink r:id="rId38" w:history="1">
               <w:r>
                 <w:rPr>
                   <w:rStyle w:val="Hyperlink5"/>
@@ -5082,7 +5095,7 @@
                 <w:color w:val="262626" w:themeColor="text1" w:themeTint="D9"/>
               </w:rPr>
             </w:pPr>
-            <w:hyperlink r:id="rId37" w:history="1">
+            <w:hyperlink r:id="rId39" w:history="1">
               <w:r>
                 <w:rPr>
                   <w:rStyle w:val="Hyperlink5"/>
@@ -5106,7 +5119,7 @@
                 <w:color w:val="262626" w:themeColor="text1" w:themeTint="D9"/>
               </w:rPr>
             </w:pPr>
-            <w:hyperlink r:id="rId38" w:history="1">
+            <w:hyperlink r:id="rId40" w:history="1">
               <w:r>
                 <w:rPr>
                   <w:rStyle w:val="Hyperlink5"/>
@@ -5130,7 +5143,7 @@
                 <w:color w:val="262626" w:themeColor="text1" w:themeTint="D9"/>
               </w:rPr>
             </w:pPr>
-            <w:hyperlink r:id="rId39" w:history="1">
+            <w:hyperlink r:id="rId41" w:history="1">
               <w:r>
                 <w:rPr>
                   <w:rStyle w:val="Hyperlink5"/>
@@ -5259,7 +5272,7 @@
                 <w:color w:val="262626" w:themeColor="text1" w:themeTint="D9"/>
               </w:rPr>
             </w:pPr>
-            <w:hyperlink r:id="rId40" w:history="1">
+            <w:hyperlink r:id="rId42" w:history="1">
               <w:r>
                 <w:rPr>
                   <w:rStyle w:val="Hyperlink5"/>
@@ -5283,7 +5296,7 @@
                 <w:color w:val="262626" w:themeColor="text1" w:themeTint="D9"/>
               </w:rPr>
             </w:pPr>
-            <w:hyperlink r:id="rId41" w:history="1">
+            <w:hyperlink r:id="rId43" w:history="1">
               <w:r>
                 <w:rPr>
                   <w:rStyle w:val="Hyperlink5"/>
@@ -5329,7 +5342,7 @@
                 <w:color w:val="262626" w:themeColor="text1" w:themeTint="D9"/>
               </w:rPr>
             </w:pPr>
-            <w:hyperlink r:id="rId42" w:history="1">
+            <w:hyperlink r:id="rId44" w:history="1">
               <w:r>
                 <w:rPr>
                   <w:rStyle w:val="Hyperlink5"/>
@@ -5459,7 +5472,7 @@
                 <w:color w:val="262626" w:themeColor="text1" w:themeTint="D9"/>
               </w:rPr>
             </w:pPr>
-            <w:hyperlink r:id="rId43" w:history="1">
+            <w:hyperlink r:id="rId45" w:history="1">
               <w:r>
                 <w:rPr>
                   <w:rStyle w:val="Hyperlink5"/>
@@ -5483,7 +5496,7 @@
                 <w:color w:val="262626" w:themeColor="text1" w:themeTint="D9"/>
               </w:rPr>
             </w:pPr>
-            <w:hyperlink r:id="rId44" w:history="1">
+            <w:hyperlink r:id="rId46" w:history="1">
               <w:r>
                 <w:rPr>
                   <w:rStyle w:val="Hyperlink5"/>
@@ -5612,7 +5625,7 @@
                 <w:color w:val="262626" w:themeColor="text1" w:themeTint="D9"/>
               </w:rPr>
             </w:pPr>
-            <w:hyperlink r:id="rId45" w:history="1">
+            <w:hyperlink r:id="rId47" w:history="1">
               <w:r>
                 <w:rPr>
                   <w:rStyle w:val="Hyperlink5"/>
@@ -5636,7 +5649,7 @@
                 <w:color w:val="262626" w:themeColor="text1" w:themeTint="D9"/>
               </w:rPr>
             </w:pPr>
-            <w:hyperlink r:id="rId46" w:history="1">
+            <w:hyperlink r:id="rId48" w:history="1">
               <w:r>
                 <w:rPr>
                   <w:rStyle w:val="Hyperlink5"/>
@@ -5773,7 +5786,7 @@
               </w:rPr>
               <w:t> </w:t>
             </w:r>
-            <w:hyperlink r:id="rId47" w:history="1">
+            <w:hyperlink r:id="rId49" w:history="1">
               <w:r>
                 <w:rPr>
                   <w:rStyle w:val="Hyperlink5"/>
@@ -5797,7 +5810,7 @@
                 <w:color w:val="262626" w:themeColor="text1" w:themeTint="D9"/>
               </w:rPr>
             </w:pPr>
-            <w:hyperlink r:id="rId48" w:history="1">
+            <w:hyperlink r:id="rId50" w:history="1">
               <w:r>
                 <w:rPr>
                   <w:rStyle w:val="Hyperlink5"/>
@@ -5828,7 +5841,7 @@
               </w:rPr>
               <w:t xml:space="preserve">Optional: </w:t>
             </w:r>
-            <w:hyperlink r:id="rId49" w:history="1">
+            <w:hyperlink r:id="rId51" w:history="1">
               <w:r>
                 <w:rPr>
                   <w:rStyle w:val="Hyperlink6"/>
@@ -5957,7 +5970,7 @@
                 <w:color w:val="262626" w:themeColor="text1" w:themeTint="D9"/>
               </w:rPr>
             </w:pPr>
-            <w:hyperlink r:id="rId50" w:history="1">
+            <w:hyperlink r:id="rId52" w:history="1">
               <w:r>
                 <w:rPr>
                   <w:rStyle w:val="Hyperlink5"/>
@@ -5981,7 +5994,7 @@
                 <w:color w:val="262626" w:themeColor="text1" w:themeTint="D9"/>
               </w:rPr>
             </w:pPr>
-            <w:hyperlink r:id="rId51" w:history="1">
+            <w:hyperlink r:id="rId53" w:history="1">
               <w:r>
                 <w:rPr>
                   <w:rStyle w:val="Hyperlink5"/>
@@ -6012,7 +6025,7 @@
               </w:rPr>
               <w:t xml:space="preserve">Optional: </w:t>
             </w:r>
-            <w:hyperlink r:id="rId52" w:history="1">
+            <w:hyperlink r:id="rId54" w:history="1">
               <w:r>
                 <w:rPr>
                   <w:rStyle w:val="Hyperlink5"/>
@@ -6128,7 +6141,7 @@
         </w:rPr>
         <w:t>and vets all campus-supported digital tools used to support teaching and learning, to help support success through </w:t>
       </w:r>
-      <w:hyperlink r:id="rId53" w:history="1">
+      <w:hyperlink r:id="rId55" w:history="1">
         <w:r>
           <w:rPr>
             <w:rStyle w:val="Hyperlink7"/>
@@ -6150,7 +6163,7 @@
         </w:rPr>
         <w:t>, and to enable proctoring capabilities. View the university’s full </w:t>
       </w:r>
-      <w:hyperlink r:id="rId54" w:history="1">
+      <w:hyperlink r:id="rId56" w:history="1">
         <w:r>
           <w:rPr>
             <w:rStyle w:val="Hyperlink7"/>
@@ -6233,7 +6246,7 @@
         </w:rPr>
         <w:t xml:space="preserve">View </w:t>
       </w:r>
-      <w:hyperlink r:id="rId55" w:history="1">
+      <w:hyperlink r:id="rId57" w:history="1">
         <w:r>
           <w:rPr>
             <w:rStyle w:val="Hyperlink8"/>
@@ -6427,7 +6440,7 @@
         </w:rPr>
         <w:t xml:space="preserve">UW-Madison uses a digital course evaluation survey tool called </w:t>
       </w:r>
-      <w:hyperlink r:id="rId56" w:history="1">
+      <w:hyperlink r:id="rId58" w:history="1">
         <w:r>
           <w:rPr>
             <w:rStyle w:val="Hyperlink0"/>
@@ -6515,7 +6528,7 @@
         </w:rPr>
         <w:t xml:space="preserve">Rules, </w:t>
       </w:r>
-      <w:hyperlink r:id="rId57" w:anchor="rulesrightsandresponsibilitiestext" w:history="1">
+      <w:hyperlink r:id="rId59" w:anchor="rulesrightsandresponsibilitiestext" w:history="1">
         <w:r>
           <w:rPr>
             <w:rStyle w:val="Lien"/>
@@ -6578,7 +6591,7 @@
           <w:szCs w:val="22"/>
         </w:rPr>
       </w:pPr>
-      <w:hyperlink r:id="rId58" w:history="1">
+      <w:hyperlink r:id="rId60" w:history="1">
         <w:r>
           <w:rPr>
             <w:rStyle w:val="Hyperlink0"/>
@@ -6732,7 +6745,7 @@
         </w:rPr>
         <w:t xml:space="preserve">The University of Wisconsin-Madison supports the right of all enrolled students to a full and equal educational opportunity. The Americans with Disabilities Act (ADA), Wisconsin State Statute (36.12), and UW-Madison policy (Faculty Document 1071) require that students with disabilities be reasonably accommodated in instruction and campus life. Reasonable accommodations for students with disabilities is a shared faculty and student responsibility. Students are expected to inform faculty [me] of their need for instructional accommodations by the end of the third week of the semester, or as soon as possible after a disability has been incurred or recognized. Faculty [I], will work either directly with the student [you] or in coordination with the McBurney Center to identify and provide reasonable instructional accommodations. Disability information, including instructional accommodations as part of a student's educational record, is confidential and protected under FERPA. (See: </w:t>
       </w:r>
-      <w:hyperlink r:id="rId59" w:history="1">
+      <w:hyperlink r:id="rId61" w:history="1">
         <w:r>
           <w:rPr>
             <w:rStyle w:val="Hyperlink0"/>
@@ -6774,7 +6787,7 @@
           <w:szCs w:val="22"/>
         </w:rPr>
       </w:pPr>
-      <w:hyperlink r:id="rId60" w:history="1">
+      <w:hyperlink r:id="rId62" w:history="1">
         <w:r>
           <w:rPr>
             <w:rStyle w:val="Lien"/>
@@ -6839,8 +6852,8 @@
       </w:r>
     </w:p>
     <w:sectPr>
-      <w:headerReference w:type="default" r:id="rId61"/>
-      <w:footerReference w:type="default" r:id="rId62"/>
+      <w:headerReference w:type="default" r:id="rId63"/>
+      <w:footerReference w:type="default" r:id="rId64"/>
       <w:pgSz w:w="12240" w:h="15840"/>
       <w:pgMar w:top="720" w:right="720" w:bottom="720" w:left="720" w:header="720" w:footer="720" w:gutter="0"/>
       <w:pgNumType w:start="1"/>
@@ -11613,7 +11626,7 @@
   <w:num w:numId="5">
     <w:abstractNumId w:val="16"/>
     <w:lvlOverride w:ilvl="0">
-      <w:lvl w:ilvl="0" w:tplc="9A1CB918">
+      <w:lvl w:ilvl="0" w:tplc="14347BF0">
         <w:start w:val="1"/>
         <w:numFmt w:val="bullet"/>
         <w:lvlText w:val="·"/>
@@ -11645,7 +11658,7 @@
       </w:lvl>
     </w:lvlOverride>
     <w:lvlOverride w:ilvl="1">
-      <w:lvl w:ilvl="1" w:tplc="65E441FE">
+      <w:lvl w:ilvl="1" w:tplc="0CB02994">
         <w:start w:val="1"/>
         <w:numFmt w:val="bullet"/>
         <w:lvlText w:val="o"/>
@@ -11677,7 +11690,7 @@
       </w:lvl>
     </w:lvlOverride>
     <w:lvlOverride w:ilvl="2">
-      <w:lvl w:ilvl="2" w:tplc="258A62C0">
+      <w:lvl w:ilvl="2" w:tplc="9B221354">
         <w:start w:val="1"/>
         <w:numFmt w:val="bullet"/>
         <w:lvlText w:val="▪"/>
@@ -11709,7 +11722,7 @@
       </w:lvl>
     </w:lvlOverride>
     <w:lvlOverride w:ilvl="3">
-      <w:lvl w:ilvl="3" w:tplc="FDC05274">
+      <w:lvl w:ilvl="3" w:tplc="C54C792C">
         <w:start w:val="1"/>
         <w:numFmt w:val="bullet"/>
         <w:lvlText w:val="·"/>
@@ -11741,7 +11754,7 @@
       </w:lvl>
     </w:lvlOverride>
     <w:lvlOverride w:ilvl="4">
-      <w:lvl w:ilvl="4" w:tplc="7FD21162">
+      <w:lvl w:ilvl="4" w:tplc="F6828EAE">
         <w:start w:val="1"/>
         <w:numFmt w:val="bullet"/>
         <w:lvlText w:val="o"/>
@@ -11773,7 +11786,7 @@
       </w:lvl>
     </w:lvlOverride>
     <w:lvlOverride w:ilvl="5">
-      <w:lvl w:ilvl="5" w:tplc="3D485B4E">
+      <w:lvl w:ilvl="5" w:tplc="189A4EC2">
         <w:start w:val="1"/>
         <w:numFmt w:val="bullet"/>
         <w:lvlText w:val="▪"/>
@@ -11805,7 +11818,7 @@
       </w:lvl>
     </w:lvlOverride>
     <w:lvlOverride w:ilvl="6">
-      <w:lvl w:ilvl="6" w:tplc="2098B3A4">
+      <w:lvl w:ilvl="6" w:tplc="F7D43728">
         <w:start w:val="1"/>
         <w:numFmt w:val="bullet"/>
         <w:lvlText w:val="·"/>
@@ -11837,7 +11850,7 @@
       </w:lvl>
     </w:lvlOverride>
     <w:lvlOverride w:ilvl="7">
-      <w:lvl w:ilvl="7" w:tplc="2DB4AD0C">
+      <w:lvl w:ilvl="7" w:tplc="6488146A">
         <w:start w:val="1"/>
         <w:numFmt w:val="bullet"/>
         <w:lvlText w:val="o"/>
@@ -11869,7 +11882,7 @@
       </w:lvl>
     </w:lvlOverride>
     <w:lvlOverride w:ilvl="8">
-      <w:lvl w:ilvl="8" w:tplc="574C6FC8">
+      <w:lvl w:ilvl="8" w:tplc="814EF186">
         <w:start w:val="1"/>
         <w:numFmt w:val="bullet"/>
         <w:lvlText w:val="▪"/>
@@ -11904,7 +11917,7 @@
   <w:num w:numId="6">
     <w:abstractNumId w:val="16"/>
     <w:lvlOverride w:ilvl="0">
-      <w:lvl w:ilvl="0" w:tplc="9A1CB918">
+      <w:lvl w:ilvl="0" w:tplc="14347BF0">
         <w:start w:val="1"/>
         <w:numFmt w:val="bullet"/>
         <w:lvlText w:val="·"/>
@@ -11936,7 +11949,7 @@
       </w:lvl>
     </w:lvlOverride>
     <w:lvlOverride w:ilvl="1">
-      <w:lvl w:ilvl="1" w:tplc="65E441FE">
+      <w:lvl w:ilvl="1" w:tplc="0CB02994">
         <w:start w:val="1"/>
         <w:numFmt w:val="bullet"/>
         <w:lvlText w:val="o"/>
@@ -11968,7 +11981,7 @@
       </w:lvl>
     </w:lvlOverride>
     <w:lvlOverride w:ilvl="2">
-      <w:lvl w:ilvl="2" w:tplc="258A62C0">
+      <w:lvl w:ilvl="2" w:tplc="9B221354">
         <w:start w:val="1"/>
         <w:numFmt w:val="bullet"/>
         <w:lvlText w:val="▪"/>
@@ -12000,7 +12013,7 @@
       </w:lvl>
     </w:lvlOverride>
     <w:lvlOverride w:ilvl="3">
-      <w:lvl w:ilvl="3" w:tplc="FDC05274">
+      <w:lvl w:ilvl="3" w:tplc="C54C792C">
         <w:start w:val="1"/>
         <w:numFmt w:val="bullet"/>
         <w:lvlText w:val="·"/>
@@ -12032,7 +12045,7 @@
       </w:lvl>
     </w:lvlOverride>
     <w:lvlOverride w:ilvl="4">
-      <w:lvl w:ilvl="4" w:tplc="7FD21162">
+      <w:lvl w:ilvl="4" w:tplc="F6828EAE">
         <w:start w:val="1"/>
         <w:numFmt w:val="bullet"/>
         <w:lvlText w:val="o"/>
@@ -12064,7 +12077,7 @@
       </w:lvl>
     </w:lvlOverride>
     <w:lvlOverride w:ilvl="5">
-      <w:lvl w:ilvl="5" w:tplc="3D485B4E">
+      <w:lvl w:ilvl="5" w:tplc="189A4EC2">
         <w:start w:val="1"/>
         <w:numFmt w:val="bullet"/>
         <w:lvlText w:val="▪"/>
@@ -12096,7 +12109,7 @@
       </w:lvl>
     </w:lvlOverride>
     <w:lvlOverride w:ilvl="6">
-      <w:lvl w:ilvl="6" w:tplc="2098B3A4">
+      <w:lvl w:ilvl="6" w:tplc="F7D43728">
         <w:start w:val="1"/>
         <w:numFmt w:val="bullet"/>
         <w:lvlText w:val="·"/>
@@ -12128,7 +12141,7 @@
       </w:lvl>
     </w:lvlOverride>
     <w:lvlOverride w:ilvl="7">
-      <w:lvl w:ilvl="7" w:tplc="2DB4AD0C">
+      <w:lvl w:ilvl="7" w:tplc="6488146A">
         <w:start w:val="1"/>
         <w:numFmt w:val="bullet"/>
         <w:lvlText w:val="o"/>
@@ -12160,7 +12173,7 @@
       </w:lvl>
     </w:lvlOverride>
     <w:lvlOverride w:ilvl="8">
-      <w:lvl w:ilvl="8" w:tplc="574C6FC8">
+      <w:lvl w:ilvl="8" w:tplc="814EF186">
         <w:start w:val="1"/>
         <w:numFmt w:val="bullet"/>
         <w:lvlText w:val="▪"/>
